--- a/resume-documents/ben-lewis-resume-scan-friendly.docx
+++ b/resume-documents/ben-lewis-resume-scan-friendly.docx
@@ -48,7 +48,7 @@
       </w:r>
       <w:r>
         <w:rPr>
-          <w:rFonts w:ascii="Adwaita Sans" w:hAnsi="Adwaita Sans" w:eastAsia="Adwaita Sans" w:cs="Adwaita Sans"/>
+          <w:rFonts w:ascii="Adwaita Sans" w:hAnsi="Adwaita Sans" w:cs="Adwaita Sans"/>
           <w:spacing w:val="0"/>
           <w:sz w:val="22"/>
           <w:szCs w:val="22"/>
@@ -228,7 +228,7 @@
       </w:r>
       <w:r>
         <w:rPr>
-          <w:rFonts w:ascii="Adwaita Sans" w:hAnsi="Adwaita Sans" w:eastAsia="Adwaita Sans" w:cs="Adwaita Sans"/>
+          <w:rFonts w:ascii="Adwaita Sans" w:hAnsi="Adwaita Sans" w:cs="Adwaita Sans"/>
           <w:spacing w:val="0"/>
           <w:sz w:val="20"/>
           <w:szCs w:val="20"/>
@@ -259,7 +259,7 @@
       </w:r>
       <w:r>
         <w:rPr>
-          <w:rFonts w:ascii="Adwaita Sans" w:hAnsi="Adwaita Sans" w:eastAsia="Adwaita Sans" w:cs="Adwaita Sans"/>
+          <w:rFonts w:ascii="Adwaita Sans" w:hAnsi="Adwaita Sans" w:cs="Adwaita Sans"/>
           <w:spacing w:val="0"/>
         </w:rPr>
       </w:r>
@@ -302,7 +302,7 @@
           <w:sz w:val="22"/>
           <w:szCs w:val="22"/>
         </w:rPr>
-        <w:t xml:space="preserve">AWS Certified Solutions Architect and Cloud Engineer</w:t>
+        <w:t xml:space="preserve">Certified Solutions Architect and Cloud Engineer</w:t>
       </w:r>
       <w:r>
         <w:rPr>
@@ -317,13 +317,14 @@
       </w:r>
       <w:r>
         <w:rPr>
-          <w:rFonts w:ascii="Adwaita Sans" w:hAnsi="Adwaita Sans" w:eastAsia="Adwaita Sans" w:cs="Adwaita Sans"/>
+          <w:rFonts w:ascii="Adwaita Sans" w:hAnsi="Adwaita Sans" w:cs="Adwaita Sans"/>
           <w:b/>
           <w:bCs/>
           <w:caps/>
           <w:spacing w:val="0"/>
           <w:sz w:val="22"/>
           <w:szCs w:val="22"/>
+          <w:highlight w:val="none"/>
         </w:rPr>
       </w:r>
     </w:p>
@@ -387,14 +388,13 @@
       </w:r>
       <w:r>
         <w:rPr>
-          <w:rFonts w:ascii="Adwaita Sans" w:hAnsi="Adwaita Sans" w:eastAsia="Adwaita Sans" w:cs="Adwaita Sans"/>
+          <w:rFonts w:ascii="Adwaita Sans" w:hAnsi="Adwaita Sans" w:cs="Adwaita Sans"/>
           <w:b/>
           <w:bCs/>
           <w:caps/>
           <w:spacing w:val="0"/>
           <w:sz w:val="22"/>
           <w:szCs w:val="22"/>
-          <w:highlight w:val="none"/>
         </w:rPr>
       </w:r>
     </w:p>
@@ -429,7 +429,6 @@
           <w:sz w:val="20"/>
           <w:szCs w:val="20"/>
         </w:rPr>
-        <w:t xml:space="preserve">AWS Certified Solutions Architect and Cloud Engineer with experience delivering secure cloud platforms, Infrastructure as Code, Linux administration, and production support across government, Defence, and enterprise environments. Strong background in AWS, T</w:t>
       </w:r>
       <w:r>
         <w:rPr>
@@ -437,7 +436,7 @@
           <w:sz w:val="20"/>
           <w:szCs w:val="20"/>
         </w:rPr>
-        <w:t xml:space="preserve">erraform, Kubernetes, automation, incident response, and stakeholder collaboration, with a disciplined, solutions-focused approach to reliable, secure, and highly available operations.</w:t>
+        <w:t xml:space="preserve">Cloud and DevOps Engineer</w:t>
       </w:r>
       <w:r>
         <w:rPr>
@@ -445,6 +444,22 @@
           <w:sz w:val="20"/>
           <w:szCs w:val="20"/>
         </w:rPr>
+      </w:r>
+      <w:r>
+        <w:rPr>
+          <w:rFonts w:ascii="Adwaita Sans" w:hAnsi="Adwaita Sans" w:eastAsia="Adwaita Sans" w:cs="Adwaita Sans"/>
+          <w:sz w:val="20"/>
+          <w:szCs w:val="20"/>
+        </w:rPr>
+        <w:t xml:space="preserve"> with experience delivering secure cloud platforms, Infrastructure as Code, Linux administration, and production support across government, Defence, and enterprise environments. Strong background in AWS, T</w:t>
+      </w:r>
+      <w:r>
+        <w:rPr>
+          <w:rFonts w:ascii="Adwaita Sans" w:hAnsi="Adwaita Sans" w:eastAsia="Adwaita Sans" w:cs="Adwaita Sans"/>
+          <w:sz w:val="20"/>
+          <w:szCs w:val="20"/>
+        </w:rPr>
+        <w:t xml:space="preserve">erraform, Kubernetes, automation, incident response, and stakeholder collaboration, with a disciplined, solutions-focused approach to reliable, secure, and highly available operations.</w:t>
       </w:r>
       <w:r>
         <w:rPr>
@@ -454,6 +469,14 @@
           <w:szCs w:val="18"/>
         </w:rPr>
       </w:r>
+      <w:r>
+        <w:rPr>
+          <w:rFonts w:ascii="Adwaita Sans" w:hAnsi="Adwaita Sans" w:cs="Adwaita Sans"/>
+          <w:spacing w:val="0"/>
+          <w:sz w:val="18"/>
+          <w:szCs w:val="18"/>
+        </w:rPr>
+      </w:r>
     </w:p>
     <w:p>
       <w:pPr>
@@ -475,33 +498,10 @@
       </w:r>
       <w:r>
         <w:rPr>
-          <w:rFonts w:ascii="Adwaita Sans" w:hAnsi="Adwaita Sans" w:eastAsia="Adwaita Sans" w:cs="Adwaita Sans"/>
-          <w:spacing w:val="0"/>
-        </w:rPr>
-      </w:r>
-      <w:r>
-        <w:rPr>
-          <w:rFonts w:ascii="Adwaita Sans" w:hAnsi="Adwaita Sans" w:eastAsia="Adwaita Sans" w:cs="Adwaita Sans"/>
-          <w:spacing w:val="0"/>
-        </w:rPr>
-      </w:r>
-      <w:r>
-        <w:rPr>
           <w:rFonts w:ascii="Adwaita Sans" w:hAnsi="Adwaita Sans" w:cs="Adwaita Sans"/>
           <w:spacing w:val="0"/>
         </w:rPr>
       </w:r>
-    </w:p>
-    <w:p>
-      <w:pPr>
-        <w:pBdr/>
-        <w:spacing w:line="240" w:lineRule="atLeast"/>
-        <w:ind w:right="0" w:left="0"/>
-        <w:rPr>
-          <w:rFonts w:ascii="Adwaita Sans" w:hAnsi="Adwaita Sans" w:cs="Adwaita Sans"/>
-          <w:spacing w:val="0"/>
-        </w:rPr>
-      </w:pPr>
       <w:r>
         <w:rPr>
           <w:rFonts w:ascii="Adwaita Sans" w:hAnsi="Adwaita Sans" w:eastAsia="Adwaita Sans" w:cs="Adwaita Sans"/>
@@ -509,6 +509,17 @@
           <w:highlight w:val="none"/>
         </w:rPr>
       </w:r>
+    </w:p>
+    <w:p>
+      <w:pPr>
+        <w:pBdr/>
+        <w:spacing w:line="240" w:lineRule="atLeast"/>
+        <w:ind w:right="0" w:left="0"/>
+        <w:rPr>
+          <w:rFonts w:ascii="Adwaita Sans" w:hAnsi="Adwaita Sans" w:cs="Adwaita Sans"/>
+          <w:spacing w:val="0"/>
+        </w:rPr>
+      </w:pPr>
       <w:r>
         <w:rPr>
           <w:rFonts w:ascii="Adwaita Sans" w:hAnsi="Adwaita Sans" w:eastAsia="Adwaita Sans" w:cs="Adwaita Sans"/>
@@ -521,6 +532,12 @@
           <w:rFonts w:ascii="Adwaita Sans" w:hAnsi="Adwaita Sans" w:eastAsia="Adwaita Sans" w:cs="Adwaita Sans"/>
           <w:spacing w:val="0"/>
           <w:highlight w:val="none"/>
+        </w:rPr>
+      </w:r>
+      <w:r>
+        <w:rPr>
+          <w:rFonts w:ascii="Adwaita Sans" w:hAnsi="Adwaita Sans" w:cs="Adwaita Sans"/>
+          <w:spacing w:val="0"/>
         </w:rPr>
       </w:r>
     </w:p>
@@ -571,7 +588,7 @@
       </w:r>
       <w:r>
         <w:rPr>
-          <w:rFonts w:ascii="Adwaita Sans" w:hAnsi="Adwaita Sans" w:eastAsia="Adwaita Sans" w:cs="Adwaita Sans"/>
+          <w:rFonts w:ascii="Adwaita Sans" w:hAnsi="Adwaita Sans" w:cs="Adwaita Sans"/>
           <w:b/>
           <w:bCs/>
           <w:caps/>
@@ -615,7 +632,7 @@
       </w:r>
       <w:r>
         <w:rPr>
-          <w:rFonts w:ascii="Adwaita Sans" w:hAnsi="Adwaita Sans" w:eastAsia="Adwaita Sans" w:cs="Adwaita Sans"/>
+          <w:rFonts w:ascii="Adwaita Sans" w:hAnsi="Adwaita Sans" w:cs="Adwaita Sans"/>
           <w:spacing w:val="0"/>
           <w:sz w:val="22"/>
           <w:szCs w:val="22"/>
@@ -670,7 +687,7 @@
       </w:r>
       <w:r>
         <w:rPr>
-          <w:rFonts w:ascii="Adwaita Sans" w:hAnsi="Adwaita Sans" w:eastAsia="Adwaita Sans" w:cs="Adwaita Sans"/>
+          <w:rFonts w:ascii="Adwaita Sans" w:hAnsi="Adwaita Sans" w:cs="Adwaita Sans"/>
           <w:spacing w:val="0"/>
           <w:sz w:val="20"/>
           <w:szCs w:val="20"/>
@@ -689,10 +706,11 @@
         <w:ind w:right="0" w:firstLine="0" w:left="0"/>
         <w:jc w:val="left"/>
         <w:rPr>
-          <w:rFonts w:ascii="Adwaita Sans" w:hAnsi="Adwaita Sans" w:cs="Adwaita Sans"/>
+          <w:rFonts w:ascii="Adwaita Sans" w:hAnsi="Adwaita Sans" w:eastAsia="Adwaita Sans" w:cs="Adwaita Sans"/>
           <w:spacing w:val="0"/>
           <w:sz w:val="20"/>
           <w:szCs w:val="20"/>
+          <w:highlight w:val="none"/>
         </w:rPr>
       </w:pPr>
       <w:r>
@@ -761,7 +779,7 @@
       </w:r>
       <w:r>
         <w:rPr>
-          <w:rFonts w:ascii="Adwaita Sans" w:hAnsi="Adwaita Sans" w:eastAsia="Adwaita Sans" w:cs="Adwaita Sans"/>
+          <w:rFonts w:ascii="Adwaita Sans" w:hAnsi="Adwaita Sans" w:cs="Adwaita Sans"/>
           <w:spacing w:val="0"/>
           <w:sz w:val="20"/>
           <w:szCs w:val="20"/>
@@ -789,29 +807,19 @@
       <w:r>
         <w:rPr>
           <w:rFonts w:ascii="Adwaita Sans" w:hAnsi="Adwaita Sans" w:eastAsia="Adwaita Sans" w:cs="Adwaita Sans"/>
-          <w:sz w:val="20"/>
-          <w:szCs w:val="20"/>
-        </w:rPr>
-      </w:r>
-      <w:bookmarkStart w:id="10" w:name="div_184"/>
-      <w:r>
-        <w:rPr>
-          <w:rFonts w:ascii="Adwaita Sans" w:hAnsi="Adwaita Sans" w:eastAsia="Adwaita Sans" w:cs="Adwaita Sans"/>
-          <w:b/>
-          <w:bCs/>
           <w:spacing w:val="0"/>
           <w:sz w:val="20"/>
           <w:szCs w:val="20"/>
-        </w:rPr>
-        <w:t xml:space="preserve">Infrastructure as Code</w:t>
-      </w:r>
-      <w:bookmarkEnd w:id="10"/>
+          <w:highlight w:val="none"/>
+        </w:rPr>
+      </w:r>
       <w:r>
         <w:rPr>
           <w:rFonts w:ascii="Adwaita Sans" w:hAnsi="Adwaita Sans" w:eastAsia="Adwaita Sans" w:cs="Adwaita Sans"/>
           <w:spacing w:val="0"/>
           <w:sz w:val="20"/>
           <w:szCs w:val="20"/>
+          <w:highlight w:val="none"/>
         </w:rPr>
       </w:r>
       <w:r>
@@ -820,6 +828,7 @@
           <w:spacing w:val="0"/>
           <w:sz w:val="20"/>
           <w:szCs w:val="20"/>
+          <w:highlight w:val="none"/>
         </w:rPr>
       </w:r>
     </w:p>
@@ -835,30 +844,33 @@
         <w:ind w:right="0" w:firstLine="0" w:left="0"/>
         <w:jc w:val="left"/>
         <w:rPr>
-          <w:rFonts w:ascii="Adwaita Sans" w:hAnsi="Adwaita Sans" w:cs="Adwaita Sans"/>
-          <w:spacing w:val="0"/>
-          <w:sz w:val="20"/>
-          <w:szCs w:val="20"/>
-        </w:rPr>
-      </w:pPr>
-      <w:r>
-        <w:rPr>
-          <w:rFonts w:ascii="Adwaita Sans" w:hAnsi="Adwaita Sans" w:eastAsia="Adwaita Sans" w:cs="Adwaita Sans"/>
-          <w:sz w:val="20"/>
-          <w:szCs w:val="20"/>
-        </w:rPr>
-      </w:r>
-      <w:bookmarkStart w:id="11" w:name="div_185"/>
-      <w:r>
-        <w:rPr>
           <w:rFonts w:ascii="Adwaita Sans" w:hAnsi="Adwaita Sans" w:eastAsia="Adwaita Sans" w:cs="Adwaita Sans"/>
           <w:spacing w:val="0"/>
           <w:sz w:val="20"/>
           <w:szCs w:val="20"/>
-        </w:rPr>
-        <w:t xml:space="preserve">Terraform, AWS CloudFormation</w:t>
-      </w:r>
-      <w:bookmarkEnd w:id="11"/>
+          <w:highlight w:val="none"/>
+        </w:rPr>
+      </w:pPr>
+      <w:r>
+        <w:rPr>
+          <w:rFonts w:ascii="Adwaita Sans" w:hAnsi="Adwaita Sans" w:eastAsia="Adwaita Sans" w:cs="Adwaita Sans"/>
+          <w:sz w:val="20"/>
+          <w:szCs w:val="20"/>
+        </w:rPr>
+      </w:r>
+      <w:bookmarkStart w:id="10" w:name="div_184"/>
+      <w:r>
+        <w:rPr>
+          <w:rFonts w:ascii="Adwaita Sans" w:hAnsi="Adwaita Sans" w:eastAsia="Adwaita Sans" w:cs="Adwaita Sans"/>
+          <w:b/>
+          <w:bCs/>
+          <w:spacing w:val="0"/>
+          <w:sz w:val="20"/>
+          <w:szCs w:val="20"/>
+        </w:rPr>
+        <w:t xml:space="preserve">Infrastructure as Code</w:t>
+      </w:r>
+      <w:bookmarkEnd w:id="10"/>
       <w:r>
         <w:rPr>
           <w:rFonts w:ascii="Adwaita Sans" w:hAnsi="Adwaita Sans" w:eastAsia="Adwaita Sans" w:cs="Adwaita Sans"/>
@@ -869,7 +881,7 @@
       </w:r>
       <w:r>
         <w:rPr>
-          <w:rFonts w:ascii="Adwaita Sans" w:hAnsi="Adwaita Sans" w:eastAsia="Adwaita Sans" w:cs="Adwaita Sans"/>
+          <w:rFonts w:ascii="Adwaita Sans" w:hAnsi="Adwaita Sans" w:cs="Adwaita Sans"/>
           <w:spacing w:val="0"/>
           <w:sz w:val="20"/>
           <w:szCs w:val="20"/>
@@ -901,19 +913,7 @@
           <w:szCs w:val="20"/>
         </w:rPr>
       </w:r>
-      <w:bookmarkStart w:id="12" w:name="div_186"/>
-      <w:r>
-        <w:rPr>
-          <w:rFonts w:ascii="Adwaita Sans" w:hAnsi="Adwaita Sans" w:eastAsia="Adwaita Sans" w:cs="Adwaita Sans"/>
-          <w:b/>
-          <w:bCs/>
-          <w:spacing w:val="0"/>
-          <w:sz w:val="20"/>
-          <w:szCs w:val="20"/>
-        </w:rPr>
-        <w:t xml:space="preserve">Containers &amp; Orchestration</w:t>
-      </w:r>
-      <w:bookmarkEnd w:id="12"/>
+      <w:bookmarkStart w:id="11" w:name="div_185"/>
       <w:r>
         <w:rPr>
           <w:rFonts w:ascii="Adwaita Sans" w:hAnsi="Adwaita Sans" w:eastAsia="Adwaita Sans" w:cs="Adwaita Sans"/>
@@ -921,10 +921,20 @@
           <w:sz w:val="20"/>
           <w:szCs w:val="20"/>
         </w:rPr>
-      </w:r>
+        <w:t xml:space="preserve">Terraform, AWS CloudFormation</w:t>
+      </w:r>
+      <w:bookmarkEnd w:id="11"/>
       <w:r>
         <w:rPr>
           <w:rFonts w:ascii="Adwaita Sans" w:hAnsi="Adwaita Sans" w:eastAsia="Adwaita Sans" w:cs="Adwaita Sans"/>
+          <w:spacing w:val="0"/>
+          <w:sz w:val="20"/>
+          <w:szCs w:val="20"/>
+        </w:rPr>
+      </w:r>
+      <w:r>
+        <w:rPr>
+          <w:rFonts w:ascii="Adwaita Sans" w:hAnsi="Adwaita Sans" w:cs="Adwaita Sans"/>
           <w:spacing w:val="0"/>
           <w:sz w:val="20"/>
           <w:szCs w:val="20"/>
@@ -952,19 +962,20 @@
       <w:r>
         <w:rPr>
           <w:rFonts w:ascii="Adwaita Sans" w:hAnsi="Adwaita Sans" w:eastAsia="Adwaita Sans" w:cs="Adwaita Sans"/>
+          <w:spacing w:val="0"/>
           <w:sz w:val="20"/>
           <w:szCs w:val="20"/>
-        </w:rPr>
-      </w:r>
-      <w:bookmarkStart w:id="13" w:name="div_187"/>
+          <w:highlight w:val="none"/>
+        </w:rPr>
+      </w:r>
       <w:r>
         <w:rPr>
           <w:rFonts w:ascii="Adwaita Sans" w:hAnsi="Adwaita Sans" w:eastAsia="Adwaita Sans" w:cs="Adwaita Sans"/>
           <w:spacing w:val="0"/>
           <w:sz w:val="20"/>
           <w:szCs w:val="20"/>
-        </w:rPr>
-        <w:t xml:space="preserve">Docker,</w:t>
+          <w:highlight w:val="none"/>
+        </w:rPr>
       </w:r>
       <w:r>
         <w:rPr>
@@ -972,34 +983,7 @@
           <w:spacing w:val="0"/>
           <w:sz w:val="20"/>
           <w:szCs w:val="20"/>
-          <w:lang w:val="en-AU"/>
-        </w:rPr>
-        <w:t xml:space="preserve"> Kubernetes,</w:t>
-      </w:r>
-      <w:r>
-        <w:rPr>
-          <w:rFonts w:ascii="Adwaita Sans" w:hAnsi="Adwaita Sans" w:eastAsia="Adwaita Sans" w:cs="Adwaita Sans"/>
-          <w:spacing w:val="0"/>
-          <w:sz w:val="20"/>
-          <w:szCs w:val="20"/>
-        </w:rPr>
-        <w:t xml:space="preserve"> EKS</w:t>
-      </w:r>
-      <w:bookmarkEnd w:id="13"/>
-      <w:r>
-        <w:rPr>
-          <w:rFonts w:ascii="Adwaita Sans" w:hAnsi="Adwaita Sans" w:eastAsia="Adwaita Sans" w:cs="Adwaita Sans"/>
-          <w:spacing w:val="0"/>
-          <w:sz w:val="20"/>
-          <w:szCs w:val="20"/>
-        </w:rPr>
-      </w:r>
-      <w:r>
-        <w:rPr>
-          <w:rFonts w:ascii="Adwaita Sans" w:hAnsi="Adwaita Sans" w:eastAsia="Adwaita Sans" w:cs="Adwaita Sans"/>
-          <w:spacing w:val="0"/>
-          <w:sz w:val="20"/>
-          <w:szCs w:val="20"/>
+          <w:highlight w:val="none"/>
         </w:rPr>
       </w:r>
     </w:p>
@@ -1015,10 +999,11 @@
         <w:ind w:right="0" w:firstLine="0" w:left="0"/>
         <w:jc w:val="left"/>
         <w:rPr>
-          <w:rFonts w:ascii="Adwaita Sans" w:hAnsi="Adwaita Sans" w:cs="Adwaita Sans"/>
+          <w:rFonts w:ascii="Adwaita Sans" w:hAnsi="Adwaita Sans" w:eastAsia="Adwaita Sans" w:cs="Adwaita Sans"/>
           <w:spacing w:val="0"/>
           <w:sz w:val="20"/>
           <w:szCs w:val="20"/>
+          <w:highlight w:val="none"/>
         </w:rPr>
       </w:pPr>
       <w:r>
@@ -1028,7 +1013,7 @@
           <w:szCs w:val="20"/>
         </w:rPr>
       </w:r>
-      <w:bookmarkStart w:id="14" w:name="div_188"/>
+      <w:bookmarkStart w:id="12" w:name="div_186"/>
       <w:r>
         <w:rPr>
           <w:rFonts w:ascii="Adwaita Sans" w:hAnsi="Adwaita Sans" w:eastAsia="Adwaita Sans" w:cs="Adwaita Sans"/>
@@ -1038,9 +1023,9 @@
           <w:sz w:val="20"/>
           <w:szCs w:val="20"/>
         </w:rPr>
-        <w:t xml:space="preserve">Operating Systems</w:t>
-      </w:r>
-      <w:bookmarkEnd w:id="14"/>
+        <w:t xml:space="preserve">Containers &amp; Orchestration</w:t>
+      </w:r>
+      <w:bookmarkEnd w:id="12"/>
       <w:r>
         <w:rPr>
           <w:rFonts w:ascii="Adwaita Sans" w:hAnsi="Adwaita Sans" w:eastAsia="Adwaita Sans" w:cs="Adwaita Sans"/>
@@ -1051,7 +1036,7 @@
       </w:r>
       <w:r>
         <w:rPr>
-          <w:rFonts w:ascii="Adwaita Sans" w:hAnsi="Adwaita Sans" w:eastAsia="Adwaita Sans" w:cs="Adwaita Sans"/>
+          <w:rFonts w:ascii="Adwaita Sans" w:hAnsi="Adwaita Sans" w:cs="Adwaita Sans"/>
           <w:spacing w:val="0"/>
           <w:sz w:val="20"/>
           <w:szCs w:val="20"/>
@@ -1083,7 +1068,7 @@
           <w:szCs w:val="20"/>
         </w:rPr>
       </w:r>
-      <w:bookmarkStart w:id="15" w:name="div_189"/>
+      <w:bookmarkStart w:id="13" w:name="div_187"/>
       <w:r>
         <w:rPr>
           <w:rFonts w:ascii="Adwaita Sans" w:hAnsi="Adwaita Sans" w:eastAsia="Adwaita Sans" w:cs="Adwaita Sans"/>
@@ -1091,20 +1076,39 @@
           <w:sz w:val="20"/>
           <w:szCs w:val="20"/>
         </w:rPr>
-        <w:t xml:space="preserve">Linux, Windows</w:t>
-      </w:r>
-      <w:bookmarkEnd w:id="15"/>
+        <w:t xml:space="preserve">Docker,</w:t>
+      </w:r>
       <w:r>
         <w:rPr>
           <w:rFonts w:ascii="Adwaita Sans" w:hAnsi="Adwaita Sans" w:eastAsia="Adwaita Sans" w:cs="Adwaita Sans"/>
           <w:spacing w:val="0"/>
           <w:sz w:val="20"/>
           <w:szCs w:val="20"/>
-        </w:rPr>
+          <w:lang w:val="en-AU"/>
+        </w:rPr>
+        <w:t xml:space="preserve"> Kubernetes,</w:t>
       </w:r>
       <w:r>
         <w:rPr>
           <w:rFonts w:ascii="Adwaita Sans" w:hAnsi="Adwaita Sans" w:eastAsia="Adwaita Sans" w:cs="Adwaita Sans"/>
+          <w:spacing w:val="0"/>
+          <w:sz w:val="20"/>
+          <w:szCs w:val="20"/>
+        </w:rPr>
+        <w:t xml:space="preserve"> EKS</w:t>
+      </w:r>
+      <w:bookmarkEnd w:id="13"/>
+      <w:r>
+        <w:rPr>
+          <w:rFonts w:ascii="Adwaita Sans" w:hAnsi="Adwaita Sans" w:eastAsia="Adwaita Sans" w:cs="Adwaita Sans"/>
+          <w:spacing w:val="0"/>
+          <w:sz w:val="20"/>
+          <w:szCs w:val="20"/>
+        </w:rPr>
+      </w:r>
+      <w:r>
+        <w:rPr>
+          <w:rFonts w:ascii="Adwaita Sans" w:hAnsi="Adwaita Sans" w:cs="Adwaita Sans"/>
           <w:spacing w:val="0"/>
           <w:sz w:val="20"/>
           <w:szCs w:val="20"/>
@@ -1132,29 +1136,19 @@
       <w:r>
         <w:rPr>
           <w:rFonts w:ascii="Adwaita Sans" w:hAnsi="Adwaita Sans" w:eastAsia="Adwaita Sans" w:cs="Adwaita Sans"/>
-          <w:sz w:val="20"/>
-          <w:szCs w:val="20"/>
-        </w:rPr>
-      </w:r>
-      <w:bookmarkStart w:id="16" w:name="div_190"/>
-      <w:r>
-        <w:rPr>
-          <w:rFonts w:ascii="Adwaita Sans" w:hAnsi="Adwaita Sans" w:eastAsia="Adwaita Sans" w:cs="Adwaita Sans"/>
-          <w:b/>
-          <w:bCs/>
           <w:spacing w:val="0"/>
           <w:sz w:val="20"/>
           <w:szCs w:val="20"/>
-        </w:rPr>
-        <w:t xml:space="preserve">Version Control &amp; CI/CD</w:t>
-      </w:r>
-      <w:bookmarkEnd w:id="16"/>
+          <w:highlight w:val="none"/>
+        </w:rPr>
+      </w:r>
       <w:r>
         <w:rPr>
           <w:rFonts w:ascii="Adwaita Sans" w:hAnsi="Adwaita Sans" w:eastAsia="Adwaita Sans" w:cs="Adwaita Sans"/>
           <w:spacing w:val="0"/>
           <w:sz w:val="20"/>
           <w:szCs w:val="20"/>
+          <w:highlight w:val="none"/>
         </w:rPr>
       </w:r>
       <w:r>
@@ -1163,6 +1157,7 @@
           <w:spacing w:val="0"/>
           <w:sz w:val="20"/>
           <w:szCs w:val="20"/>
+          <w:highlight w:val="none"/>
         </w:rPr>
       </w:r>
     </w:p>
@@ -1178,30 +1173,33 @@
         <w:ind w:right="0" w:firstLine="0" w:left="0"/>
         <w:jc w:val="left"/>
         <w:rPr>
-          <w:rFonts w:ascii="Adwaita Sans" w:hAnsi="Adwaita Sans" w:cs="Adwaita Sans"/>
-          <w:spacing w:val="0"/>
-          <w:sz w:val="20"/>
-          <w:szCs w:val="20"/>
-        </w:rPr>
-      </w:pPr>
-      <w:r>
-        <w:rPr>
-          <w:rFonts w:ascii="Adwaita Sans" w:hAnsi="Adwaita Sans" w:eastAsia="Adwaita Sans" w:cs="Adwaita Sans"/>
-          <w:sz w:val="20"/>
-          <w:szCs w:val="20"/>
-        </w:rPr>
-      </w:r>
-      <w:bookmarkStart w:id="17" w:name="div_191"/>
-      <w:r>
-        <w:rPr>
           <w:rFonts w:ascii="Adwaita Sans" w:hAnsi="Adwaita Sans" w:eastAsia="Adwaita Sans" w:cs="Adwaita Sans"/>
           <w:spacing w:val="0"/>
           <w:sz w:val="20"/>
           <w:szCs w:val="20"/>
-        </w:rPr>
-        <w:t xml:space="preserve">Git, GitLab, GitHub, AWS CodeCommit</w:t>
-      </w:r>
-      <w:bookmarkEnd w:id="17"/>
+          <w:highlight w:val="none"/>
+        </w:rPr>
+      </w:pPr>
+      <w:r>
+        <w:rPr>
+          <w:rFonts w:ascii="Adwaita Sans" w:hAnsi="Adwaita Sans" w:eastAsia="Adwaita Sans" w:cs="Adwaita Sans"/>
+          <w:sz w:val="20"/>
+          <w:szCs w:val="20"/>
+        </w:rPr>
+      </w:r>
+      <w:bookmarkStart w:id="14" w:name="div_188"/>
+      <w:r>
+        <w:rPr>
+          <w:rFonts w:ascii="Adwaita Sans" w:hAnsi="Adwaita Sans" w:eastAsia="Adwaita Sans" w:cs="Adwaita Sans"/>
+          <w:b/>
+          <w:bCs/>
+          <w:spacing w:val="0"/>
+          <w:sz w:val="20"/>
+          <w:szCs w:val="20"/>
+        </w:rPr>
+        <w:t xml:space="preserve">Operating Systems</w:t>
+      </w:r>
+      <w:bookmarkEnd w:id="14"/>
       <w:r>
         <w:rPr>
           <w:rFonts w:ascii="Adwaita Sans" w:hAnsi="Adwaita Sans" w:eastAsia="Adwaita Sans" w:cs="Adwaita Sans"/>
@@ -1212,7 +1210,7 @@
       </w:r>
       <w:r>
         <w:rPr>
-          <w:rFonts w:ascii="Adwaita Sans" w:hAnsi="Adwaita Sans" w:eastAsia="Adwaita Sans" w:cs="Adwaita Sans"/>
+          <w:rFonts w:ascii="Adwaita Sans" w:hAnsi="Adwaita Sans" w:cs="Adwaita Sans"/>
           <w:spacing w:val="0"/>
           <w:sz w:val="20"/>
           <w:szCs w:val="20"/>
@@ -1244,19 +1242,7 @@
           <w:szCs w:val="20"/>
         </w:rPr>
       </w:r>
-      <w:bookmarkStart w:id="18" w:name="div_192"/>
-      <w:r>
-        <w:rPr>
-          <w:rFonts w:ascii="Adwaita Sans" w:hAnsi="Adwaita Sans" w:eastAsia="Adwaita Sans" w:cs="Adwaita Sans"/>
-          <w:b/>
-          <w:bCs/>
-          <w:spacing w:val="0"/>
-          <w:sz w:val="20"/>
-          <w:szCs w:val="20"/>
-        </w:rPr>
-        <w:t xml:space="preserve">Programming &amp; Scripting</w:t>
-      </w:r>
-      <w:bookmarkEnd w:id="18"/>
+      <w:bookmarkStart w:id="15" w:name="div_189"/>
       <w:r>
         <w:rPr>
           <w:rFonts w:ascii="Adwaita Sans" w:hAnsi="Adwaita Sans" w:eastAsia="Adwaita Sans" w:cs="Adwaita Sans"/>
@@ -1264,10 +1250,20 @@
           <w:sz w:val="20"/>
           <w:szCs w:val="20"/>
         </w:rPr>
-      </w:r>
+        <w:t xml:space="preserve">Linux, Windows</w:t>
+      </w:r>
+      <w:bookmarkEnd w:id="15"/>
       <w:r>
         <w:rPr>
           <w:rFonts w:ascii="Adwaita Sans" w:hAnsi="Adwaita Sans" w:eastAsia="Adwaita Sans" w:cs="Adwaita Sans"/>
+          <w:spacing w:val="0"/>
+          <w:sz w:val="20"/>
+          <w:szCs w:val="20"/>
+        </w:rPr>
+      </w:r>
+      <w:r>
+        <w:rPr>
+          <w:rFonts w:ascii="Adwaita Sans" w:hAnsi="Adwaita Sans" w:cs="Adwaita Sans"/>
           <w:spacing w:val="0"/>
           <w:sz w:val="20"/>
           <w:szCs w:val="20"/>
@@ -1295,19 +1291,20 @@
       <w:r>
         <w:rPr>
           <w:rFonts w:ascii="Adwaita Sans" w:hAnsi="Adwaita Sans" w:eastAsia="Adwaita Sans" w:cs="Adwaita Sans"/>
+          <w:spacing w:val="0"/>
           <w:sz w:val="20"/>
           <w:szCs w:val="20"/>
-        </w:rPr>
-      </w:r>
-      <w:bookmarkStart w:id="19" w:name="div_193"/>
+          <w:highlight w:val="none"/>
+        </w:rPr>
+      </w:r>
       <w:r>
         <w:rPr>
           <w:rFonts w:ascii="Adwaita Sans" w:hAnsi="Adwaita Sans" w:eastAsia="Adwaita Sans" w:cs="Adwaita Sans"/>
           <w:spacing w:val="0"/>
           <w:sz w:val="20"/>
           <w:szCs w:val="20"/>
-        </w:rPr>
-        <w:t xml:space="preserve">Bash, Python,</w:t>
+          <w:highlight w:val="none"/>
+        </w:rPr>
       </w:r>
       <w:r>
         <w:rPr>
@@ -1315,24 +1312,7 @@
           <w:spacing w:val="0"/>
           <w:sz w:val="20"/>
           <w:szCs w:val="20"/>
-          <w:lang w:val="en-AU"/>
-        </w:rPr>
-        <w:t xml:space="preserve"> Go</w:t>
-      </w:r>
-      <w:r>
-        <w:rPr>
-          <w:rFonts w:ascii="Adwaita Sans" w:hAnsi="Adwaita Sans" w:eastAsia="Adwaita Sans" w:cs="Adwaita Sans"/>
-          <w:spacing w:val="0"/>
-          <w:sz w:val="20"/>
-          <w:szCs w:val="20"/>
-        </w:rPr>
-      </w:r>
-      <w:r>
-        <w:rPr>
-          <w:rFonts w:ascii="Adwaita Sans" w:hAnsi="Adwaita Sans" w:eastAsia="Adwaita Sans" w:cs="Adwaita Sans"/>
-          <w:spacing w:val="0"/>
-          <w:sz w:val="20"/>
-          <w:szCs w:val="20"/>
+          <w:highlight w:val="none"/>
         </w:rPr>
       </w:r>
     </w:p>
@@ -1348,10 +1328,11 @@
         <w:ind w:right="0" w:firstLine="0" w:left="0"/>
         <w:jc w:val="left"/>
         <w:rPr>
-          <w:rFonts w:ascii="Adwaita Sans" w:hAnsi="Adwaita Sans" w:cs="Adwaita Sans"/>
+          <w:rFonts w:ascii="Adwaita Sans" w:hAnsi="Adwaita Sans" w:eastAsia="Adwaita Sans" w:cs="Adwaita Sans"/>
           <w:spacing w:val="0"/>
           <w:sz w:val="20"/>
           <w:szCs w:val="20"/>
+          <w:highlight w:val="none"/>
         </w:rPr>
       </w:pPr>
       <w:r>
@@ -1361,7 +1342,7 @@
           <w:szCs w:val="20"/>
         </w:rPr>
       </w:r>
-      <w:bookmarkStart w:id="20" w:name="div_194"/>
+      <w:bookmarkStart w:id="16" w:name="div_190"/>
       <w:r>
         <w:rPr>
           <w:rFonts w:ascii="Adwaita Sans" w:hAnsi="Adwaita Sans" w:eastAsia="Adwaita Sans" w:cs="Adwaita Sans"/>
@@ -1371,9 +1352,9 @@
           <w:sz w:val="20"/>
           <w:szCs w:val="20"/>
         </w:rPr>
-        <w:t xml:space="preserve">Databases</w:t>
-      </w:r>
-      <w:bookmarkEnd w:id="20"/>
+        <w:t xml:space="preserve">Version Control &amp; CI/CD</w:t>
+      </w:r>
+      <w:bookmarkEnd w:id="16"/>
       <w:r>
         <w:rPr>
           <w:rFonts w:ascii="Adwaita Sans" w:hAnsi="Adwaita Sans" w:eastAsia="Adwaita Sans" w:cs="Adwaita Sans"/>
@@ -1384,7 +1365,7 @@
       </w:r>
       <w:r>
         <w:rPr>
-          <w:rFonts w:ascii="Adwaita Sans" w:hAnsi="Adwaita Sans" w:eastAsia="Adwaita Sans" w:cs="Adwaita Sans"/>
+          <w:rFonts w:ascii="Adwaita Sans" w:hAnsi="Adwaita Sans" w:cs="Adwaita Sans"/>
           <w:spacing w:val="0"/>
           <w:sz w:val="20"/>
           <w:szCs w:val="20"/>
@@ -1416,7 +1397,7 @@
           <w:szCs w:val="20"/>
         </w:rPr>
       </w:r>
-      <w:bookmarkStart w:id="21" w:name="div_195"/>
+      <w:bookmarkStart w:id="17" w:name="div_191"/>
       <w:r>
         <w:rPr>
           <w:rFonts w:ascii="Adwaita Sans" w:hAnsi="Adwaita Sans" w:eastAsia="Adwaita Sans" w:cs="Adwaita Sans"/>
@@ -1424,9 +1405,9 @@
           <w:sz w:val="20"/>
           <w:szCs w:val="20"/>
         </w:rPr>
-        <w:t xml:space="preserve">Amazon RDS, SQL, Amazon Athena</w:t>
-      </w:r>
-      <w:bookmarkEnd w:id="21"/>
+        <w:t xml:space="preserve">Git, GitLab, GitHub, AWS CodeCommit</w:t>
+      </w:r>
+      <w:bookmarkEnd w:id="17"/>
       <w:r>
         <w:rPr>
           <w:rFonts w:ascii="Adwaita Sans" w:hAnsi="Adwaita Sans" w:eastAsia="Adwaita Sans" w:cs="Adwaita Sans"/>
@@ -1437,7 +1418,7 @@
       </w:r>
       <w:r>
         <w:rPr>
-          <w:rFonts w:ascii="Adwaita Sans" w:hAnsi="Adwaita Sans" w:eastAsia="Adwaita Sans" w:cs="Adwaita Sans"/>
+          <w:rFonts w:ascii="Adwaita Sans" w:hAnsi="Adwaita Sans" w:cs="Adwaita Sans"/>
           <w:spacing w:val="0"/>
           <w:sz w:val="20"/>
           <w:szCs w:val="20"/>
@@ -1465,29 +1446,19 @@
       <w:r>
         <w:rPr>
           <w:rFonts w:ascii="Adwaita Sans" w:hAnsi="Adwaita Sans" w:eastAsia="Adwaita Sans" w:cs="Adwaita Sans"/>
-          <w:sz w:val="20"/>
-          <w:szCs w:val="20"/>
-        </w:rPr>
-      </w:r>
-      <w:bookmarkStart w:id="22" w:name="div_196"/>
-      <w:r>
-        <w:rPr>
-          <w:rFonts w:ascii="Adwaita Sans" w:hAnsi="Adwaita Sans" w:eastAsia="Adwaita Sans" w:cs="Adwaita Sans"/>
-          <w:b/>
-          <w:bCs/>
           <w:spacing w:val="0"/>
           <w:sz w:val="20"/>
           <w:szCs w:val="20"/>
-        </w:rPr>
-        <w:t xml:space="preserve">Monitoring &amp; Operations</w:t>
-      </w:r>
-      <w:bookmarkEnd w:id="22"/>
+          <w:highlight w:val="none"/>
+        </w:rPr>
+      </w:r>
       <w:r>
         <w:rPr>
           <w:rFonts w:ascii="Adwaita Sans" w:hAnsi="Adwaita Sans" w:eastAsia="Adwaita Sans" w:cs="Adwaita Sans"/>
           <w:spacing w:val="0"/>
           <w:sz w:val="20"/>
           <w:szCs w:val="20"/>
+          <w:highlight w:val="none"/>
         </w:rPr>
       </w:r>
       <w:r>
@@ -1496,6 +1467,7 @@
           <w:spacing w:val="0"/>
           <w:sz w:val="20"/>
           <w:szCs w:val="20"/>
+          <w:highlight w:val="none"/>
         </w:rPr>
       </w:r>
     </w:p>
@@ -1511,30 +1483,33 @@
         <w:ind w:right="0" w:firstLine="0" w:left="0"/>
         <w:jc w:val="left"/>
         <w:rPr>
-          <w:rFonts w:ascii="Adwaita Sans" w:hAnsi="Adwaita Sans" w:cs="Adwaita Sans"/>
-          <w:spacing w:val="0"/>
-          <w:sz w:val="20"/>
-          <w:szCs w:val="20"/>
-        </w:rPr>
-      </w:pPr>
-      <w:r>
-        <w:rPr>
-          <w:rFonts w:ascii="Adwaita Sans" w:hAnsi="Adwaita Sans" w:eastAsia="Adwaita Sans" w:cs="Adwaita Sans"/>
-          <w:sz w:val="20"/>
-          <w:szCs w:val="20"/>
-        </w:rPr>
-      </w:r>
-      <w:bookmarkStart w:id="23" w:name="div_197"/>
-      <w:r>
-        <w:rPr>
           <w:rFonts w:ascii="Adwaita Sans" w:hAnsi="Adwaita Sans" w:eastAsia="Adwaita Sans" w:cs="Adwaita Sans"/>
           <w:spacing w:val="0"/>
           <w:sz w:val="20"/>
           <w:szCs w:val="20"/>
-        </w:rPr>
-        <w:t xml:space="preserve">Amazon CloudWatch, Incident Management, Production Support, System Monitoring</w:t>
-      </w:r>
-      <w:bookmarkEnd w:id="23"/>
+          <w:highlight w:val="none"/>
+        </w:rPr>
+      </w:pPr>
+      <w:r>
+        <w:rPr>
+          <w:rFonts w:ascii="Adwaita Sans" w:hAnsi="Adwaita Sans" w:eastAsia="Adwaita Sans" w:cs="Adwaita Sans"/>
+          <w:sz w:val="20"/>
+          <w:szCs w:val="20"/>
+        </w:rPr>
+      </w:r>
+      <w:bookmarkStart w:id="18" w:name="div_192"/>
+      <w:r>
+        <w:rPr>
+          <w:rFonts w:ascii="Adwaita Sans" w:hAnsi="Adwaita Sans" w:eastAsia="Adwaita Sans" w:cs="Adwaita Sans"/>
+          <w:b/>
+          <w:bCs/>
+          <w:spacing w:val="0"/>
+          <w:sz w:val="20"/>
+          <w:szCs w:val="20"/>
+        </w:rPr>
+        <w:t xml:space="preserve">Programming &amp; Scripting</w:t>
+      </w:r>
+      <w:bookmarkEnd w:id="18"/>
       <w:r>
         <w:rPr>
           <w:rFonts w:ascii="Adwaita Sans" w:hAnsi="Adwaita Sans" w:eastAsia="Adwaita Sans" w:cs="Adwaita Sans"/>
@@ -1545,7 +1520,7 @@
       </w:r>
       <w:r>
         <w:rPr>
-          <w:rFonts w:ascii="Adwaita Sans" w:hAnsi="Adwaita Sans" w:eastAsia="Adwaita Sans" w:cs="Adwaita Sans"/>
+          <w:rFonts w:ascii="Adwaita Sans" w:hAnsi="Adwaita Sans" w:cs="Adwaita Sans"/>
           <w:spacing w:val="0"/>
           <w:sz w:val="20"/>
           <w:szCs w:val="20"/>
@@ -1577,19 +1552,6 @@
           <w:szCs w:val="20"/>
         </w:rPr>
       </w:r>
-      <w:bookmarkStart w:id="24" w:name="div_198"/>
-      <w:r>
-        <w:rPr>
-          <w:rFonts w:ascii="Adwaita Sans" w:hAnsi="Adwaita Sans" w:eastAsia="Adwaita Sans" w:cs="Adwaita Sans"/>
-          <w:b/>
-          <w:bCs/>
-          <w:spacing w:val="0"/>
-          <w:sz w:val="20"/>
-          <w:szCs w:val="20"/>
-        </w:rPr>
-        <w:t xml:space="preserve">DevOps &amp; Engineering Practices</w:t>
-      </w:r>
-      <w:bookmarkEnd w:id="24"/>
       <w:r>
         <w:rPr>
           <w:rFonts w:ascii="Adwaita Sans" w:hAnsi="Adwaita Sans" w:eastAsia="Adwaita Sans" w:cs="Adwaita Sans"/>
@@ -1597,10 +1559,29 @@
           <w:sz w:val="20"/>
           <w:szCs w:val="20"/>
         </w:rPr>
+        <w:t xml:space="preserve">Bash, Python,</w:t>
       </w:r>
       <w:r>
         <w:rPr>
           <w:rFonts w:ascii="Adwaita Sans" w:hAnsi="Adwaita Sans" w:eastAsia="Adwaita Sans" w:cs="Adwaita Sans"/>
+          <w:spacing w:val="0"/>
+          <w:sz w:val="20"/>
+          <w:szCs w:val="20"/>
+          <w:lang w:val="en-AU"/>
+        </w:rPr>
+        <w:t xml:space="preserve"> Go</w:t>
+      </w:r>
+      <w:r>
+        <w:rPr>
+          <w:rFonts w:ascii="Adwaita Sans" w:hAnsi="Adwaita Sans" w:eastAsia="Adwaita Sans" w:cs="Adwaita Sans"/>
+          <w:spacing w:val="0"/>
+          <w:sz w:val="20"/>
+          <w:szCs w:val="20"/>
+        </w:rPr>
+      </w:r>
+      <w:r>
+        <w:rPr>
+          <w:rFonts w:ascii="Adwaita Sans" w:hAnsi="Adwaita Sans" w:cs="Adwaita Sans"/>
           <w:spacing w:val="0"/>
           <w:sz w:val="20"/>
           <w:szCs w:val="20"/>
@@ -1623,25 +1604,16 @@
           <w:spacing w:val="0"/>
           <w:sz w:val="20"/>
           <w:szCs w:val="20"/>
-          <w:highlight w:val="none"/>
-        </w:rPr>
-      </w:pPr>
-      <w:r>
-        <w:rPr>
-          <w:rFonts w:ascii="Adwaita Sans" w:hAnsi="Adwaita Sans" w:eastAsia="Adwaita Sans" w:cs="Adwaita Sans"/>
-          <w:sz w:val="20"/>
-          <w:szCs w:val="20"/>
-        </w:rPr>
-      </w:r>
-      <w:bookmarkStart w:id="25" w:name="div_199"/>
+        </w:rPr>
+      </w:pPr>
       <w:r>
         <w:rPr>
           <w:rFonts w:ascii="Adwaita Sans" w:hAnsi="Adwaita Sans" w:eastAsia="Adwaita Sans" w:cs="Adwaita Sans"/>
           <w:spacing w:val="0"/>
           <w:sz w:val="20"/>
           <w:szCs w:val="20"/>
-        </w:rPr>
-        <w:t xml:space="preserve">Platform Engineering, Infrastructure Automation, Cloud Migration, </w:t>
+          <w:highlight w:val="none"/>
+        </w:rPr>
       </w:r>
       <w:r>
         <w:rPr>
@@ -1649,9 +1621,8 @@
           <w:spacing w:val="0"/>
           <w:sz w:val="20"/>
           <w:szCs w:val="20"/>
-          <w:lang w:val="en-AU"/>
-        </w:rPr>
-        <w:t xml:space="preserve">CI/CD</w:t>
+          <w:highlight w:val="none"/>
+        </w:rPr>
       </w:r>
       <w:r>
         <w:rPr>
@@ -1659,26 +1630,7 @@
           <w:spacing w:val="0"/>
           <w:sz w:val="20"/>
           <w:szCs w:val="20"/>
-        </w:rPr>
-        <w:t xml:space="preserve">, Technical Documentation, Secure Development, Stakeholder Engagement</w:t>
-      </w:r>
-      <w:bookmarkEnd w:id="25"/>
-      <w:r>
-        <w:rPr>
-          <w:rFonts w:ascii="Adwaita Sans" w:hAnsi="Adwaita Sans" w:eastAsia="Adwaita Sans" w:cs="Adwaita Sans"/>
-          <w:spacing w:val="0"/>
-          <w:sz w:val="20"/>
-          <w:szCs w:val="20"/>
-          <w:lang w:val="en-AU"/>
-        </w:rPr>
-        <w:t xml:space="preserve">, Logging, Metrics</w:t>
-      </w:r>
-      <w:r>
-        <w:rPr>
-          <w:rFonts w:ascii="Adwaita Sans" w:hAnsi="Adwaita Sans" w:eastAsia="Adwaita Sans" w:cs="Adwaita Sans"/>
-          <w:spacing w:val="0"/>
-          <w:sz w:val="20"/>
-          <w:szCs w:val="20"/>
+          <w:highlight w:val="none"/>
         </w:rPr>
       </w:r>
     </w:p>
@@ -1694,30 +1646,44 @@
         <w:ind w:right="0" w:firstLine="0" w:left="0"/>
         <w:jc w:val="left"/>
         <w:rPr>
-          <w:rFonts w:ascii="Adwaita Sans" w:hAnsi="Adwaita Sans" w:cs="Adwaita Sans"/>
+          <w:rFonts w:ascii="Adwaita Sans" w:hAnsi="Adwaita Sans" w:eastAsia="Adwaita Sans" w:cs="Adwaita Sans"/>
+          <w:spacing w:val="0"/>
+          <w:sz w:val="20"/>
+          <w:szCs w:val="20"/>
+          <w:highlight w:val="none"/>
+        </w:rPr>
+      </w:pPr>
+      <w:r>
+        <w:rPr>
+          <w:rFonts w:ascii="Adwaita Sans" w:hAnsi="Adwaita Sans" w:eastAsia="Adwaita Sans" w:cs="Adwaita Sans"/>
+          <w:sz w:val="20"/>
+          <w:szCs w:val="20"/>
+        </w:rPr>
+      </w:r>
+      <w:bookmarkStart w:id="20" w:name="div_194"/>
+      <w:r>
+        <w:rPr>
+          <w:rFonts w:ascii="Adwaita Sans" w:hAnsi="Adwaita Sans" w:eastAsia="Adwaita Sans" w:cs="Adwaita Sans"/>
           <w:b/>
           <w:bCs/>
           <w:spacing w:val="0"/>
           <w:sz w:val="20"/>
           <w:szCs w:val="20"/>
         </w:rPr>
-      </w:pPr>
+        <w:t xml:space="preserve">Databases</w:t>
+      </w:r>
+      <w:bookmarkEnd w:id="20"/>
       <w:r>
         <w:rPr>
           <w:rFonts w:ascii="Adwaita Sans" w:hAnsi="Adwaita Sans" w:eastAsia="Adwaita Sans" w:cs="Adwaita Sans"/>
-          <w:b/>
-          <w:bCs/>
+          <w:spacing w:val="0"/>
           <w:sz w:val="20"/>
           <w:szCs w:val="20"/>
-          <w:lang w:val="en-AU"/>
-        </w:rPr>
-        <w:t xml:space="preserve">Soft Skills</w:t>
-      </w:r>
-      <w:r>
-        <w:rPr>
-          <w:rFonts w:ascii="Adwaita Sans" w:hAnsi="Adwaita Sans" w:eastAsia="Adwaita Sans" w:cs="Adwaita Sans"/>
-          <w:b/>
-          <w:bCs/>
+        </w:rPr>
+      </w:r>
+      <w:r>
+        <w:rPr>
+          <w:rFonts w:ascii="Adwaita Sans" w:hAnsi="Adwaita Sans" w:cs="Adwaita Sans"/>
           <w:spacing w:val="0"/>
           <w:sz w:val="20"/>
           <w:szCs w:val="20"/>
@@ -1737,6 +1703,507 @@
         <w:jc w:val="left"/>
         <w:rPr>
           <w:rFonts w:ascii="Adwaita Sans" w:hAnsi="Adwaita Sans" w:cs="Adwaita Sans"/>
+          <w:spacing w:val="0"/>
+          <w:sz w:val="20"/>
+          <w:szCs w:val="20"/>
+        </w:rPr>
+      </w:pPr>
+      <w:r>
+        <w:rPr>
+          <w:rFonts w:ascii="Adwaita Sans" w:hAnsi="Adwaita Sans" w:eastAsia="Adwaita Sans" w:cs="Adwaita Sans"/>
+          <w:sz w:val="20"/>
+          <w:szCs w:val="20"/>
+        </w:rPr>
+      </w:r>
+      <w:bookmarkStart w:id="21" w:name="div_195"/>
+      <w:r>
+        <w:rPr>
+          <w:rFonts w:ascii="Adwaita Sans" w:hAnsi="Adwaita Sans" w:eastAsia="Adwaita Sans" w:cs="Adwaita Sans"/>
+          <w:spacing w:val="0"/>
+          <w:sz w:val="20"/>
+          <w:szCs w:val="20"/>
+        </w:rPr>
+        <w:t xml:space="preserve">Amazon RDS, SQL, Amazon Athena</w:t>
+      </w:r>
+      <w:bookmarkEnd w:id="21"/>
+      <w:r>
+        <w:rPr>
+          <w:rFonts w:ascii="Adwaita Sans" w:hAnsi="Adwaita Sans" w:eastAsia="Adwaita Sans" w:cs="Adwaita Sans"/>
+          <w:spacing w:val="0"/>
+          <w:sz w:val="20"/>
+          <w:szCs w:val="20"/>
+        </w:rPr>
+      </w:r>
+      <w:r>
+        <w:rPr>
+          <w:rFonts w:ascii="Adwaita Sans" w:hAnsi="Adwaita Sans" w:cs="Adwaita Sans"/>
+          <w:spacing w:val="0"/>
+          <w:sz w:val="20"/>
+          <w:szCs w:val="20"/>
+        </w:rPr>
+      </w:r>
+    </w:p>
+    <w:p>
+      <w:pPr>
+        <w:pBdr>
+          <w:top w:val="none" w:color="000000" w:sz="0" w:space="0"/>
+          <w:left w:val="none" w:color="000000" w:sz="0" w:space="0"/>
+          <w:bottom w:val="single" w:color="ffffff" w:sz="6" w:space="0"/>
+          <w:right w:val="none" w:color="000000" w:sz="0" w:space="0"/>
+        </w:pBdr>
+        <w:spacing w:after="0" w:before="0" w:line="220" w:lineRule="atLeast"/>
+        <w:ind w:right="0" w:firstLine="0" w:left="0"/>
+        <w:jc w:val="left"/>
+        <w:rPr>
+          <w:rFonts w:ascii="Adwaita Sans" w:hAnsi="Adwaita Sans" w:cs="Adwaita Sans"/>
+          <w:spacing w:val="0"/>
+          <w:sz w:val="20"/>
+          <w:szCs w:val="20"/>
+        </w:rPr>
+      </w:pPr>
+      <w:r>
+        <w:rPr>
+          <w:rFonts w:ascii="Adwaita Sans" w:hAnsi="Adwaita Sans" w:eastAsia="Adwaita Sans" w:cs="Adwaita Sans"/>
+          <w:spacing w:val="0"/>
+          <w:sz w:val="20"/>
+          <w:szCs w:val="20"/>
+          <w:highlight w:val="none"/>
+        </w:rPr>
+      </w:r>
+      <w:r>
+        <w:rPr>
+          <w:rFonts w:ascii="Adwaita Sans" w:hAnsi="Adwaita Sans" w:eastAsia="Adwaita Sans" w:cs="Adwaita Sans"/>
+          <w:spacing w:val="0"/>
+          <w:sz w:val="20"/>
+          <w:szCs w:val="20"/>
+          <w:highlight w:val="none"/>
+        </w:rPr>
+      </w:r>
+      <w:r>
+        <w:rPr>
+          <w:rFonts w:ascii="Adwaita Sans" w:hAnsi="Adwaita Sans" w:eastAsia="Adwaita Sans" w:cs="Adwaita Sans"/>
+          <w:spacing w:val="0"/>
+          <w:sz w:val="20"/>
+          <w:szCs w:val="20"/>
+          <w:highlight w:val="none"/>
+        </w:rPr>
+      </w:r>
+    </w:p>
+    <w:p>
+      <w:pPr>
+        <w:pBdr>
+          <w:top w:val="none" w:color="000000" w:sz="0" w:space="0"/>
+          <w:left w:val="none" w:color="000000" w:sz="0" w:space="0"/>
+          <w:bottom w:val="single" w:color="ffffff" w:sz="6" w:space="0"/>
+          <w:right w:val="none" w:color="000000" w:sz="0" w:space="0"/>
+        </w:pBdr>
+        <w:spacing w:after="0" w:before="0" w:line="220" w:lineRule="atLeast"/>
+        <w:ind w:right="0" w:firstLine="0" w:left="0"/>
+        <w:jc w:val="left"/>
+        <w:rPr>
+          <w:rFonts w:ascii="Adwaita Sans" w:hAnsi="Adwaita Sans" w:eastAsia="Adwaita Sans" w:cs="Adwaita Sans"/>
+          <w:spacing w:val="0"/>
+          <w:sz w:val="20"/>
+          <w:szCs w:val="20"/>
+          <w:highlight w:val="none"/>
+        </w:rPr>
+      </w:pPr>
+      <w:r>
+        <w:rPr>
+          <w:rFonts w:ascii="Adwaita Sans" w:hAnsi="Adwaita Sans" w:eastAsia="Adwaita Sans" w:cs="Adwaita Sans"/>
+          <w:sz w:val="20"/>
+          <w:szCs w:val="20"/>
+        </w:rPr>
+      </w:r>
+      <w:bookmarkStart w:id="22" w:name="div_196"/>
+      <w:r>
+        <w:rPr>
+          <w:rFonts w:ascii="Adwaita Sans" w:hAnsi="Adwaita Sans" w:eastAsia="Adwaita Sans" w:cs="Adwaita Sans"/>
+          <w:b/>
+          <w:bCs/>
+          <w:spacing w:val="0"/>
+          <w:sz w:val="20"/>
+          <w:szCs w:val="20"/>
+        </w:rPr>
+        <w:t xml:space="preserve">Monitoring &amp; Operations</w:t>
+      </w:r>
+      <w:bookmarkEnd w:id="22"/>
+      <w:r>
+        <w:rPr>
+          <w:rFonts w:ascii="Adwaita Sans" w:hAnsi="Adwaita Sans" w:eastAsia="Adwaita Sans" w:cs="Adwaita Sans"/>
+          <w:spacing w:val="0"/>
+          <w:sz w:val="20"/>
+          <w:szCs w:val="20"/>
+        </w:rPr>
+      </w:r>
+      <w:r>
+        <w:rPr>
+          <w:rFonts w:ascii="Adwaita Sans" w:hAnsi="Adwaita Sans" w:cs="Adwaita Sans"/>
+          <w:spacing w:val="0"/>
+          <w:sz w:val="20"/>
+          <w:szCs w:val="20"/>
+        </w:rPr>
+      </w:r>
+    </w:p>
+    <w:p>
+      <w:pPr>
+        <w:pBdr>
+          <w:top w:val="none" w:color="000000" w:sz="0" w:space="0"/>
+          <w:left w:val="none" w:color="000000" w:sz="0" w:space="0"/>
+          <w:bottom w:val="single" w:color="ffffff" w:sz="6" w:space="0"/>
+          <w:right w:val="none" w:color="000000" w:sz="0" w:space="0"/>
+        </w:pBdr>
+        <w:spacing w:after="0" w:before="0" w:line="220" w:lineRule="atLeast"/>
+        <w:ind w:right="0" w:firstLine="0" w:left="0"/>
+        <w:jc w:val="left"/>
+        <w:rPr>
+          <w:rFonts w:ascii="Adwaita Sans" w:hAnsi="Adwaita Sans" w:cs="Adwaita Sans"/>
+          <w:spacing w:val="0"/>
+          <w:sz w:val="20"/>
+          <w:szCs w:val="20"/>
+        </w:rPr>
+      </w:pPr>
+      <w:r>
+        <w:rPr>
+          <w:rFonts w:ascii="Adwaita Sans" w:hAnsi="Adwaita Sans" w:eastAsia="Adwaita Sans" w:cs="Adwaita Sans"/>
+          <w:sz w:val="20"/>
+          <w:szCs w:val="20"/>
+        </w:rPr>
+      </w:r>
+      <w:bookmarkStart w:id="23" w:name="div_197"/>
+      <w:r>
+        <w:rPr>
+          <w:rFonts w:ascii="Adwaita Sans" w:hAnsi="Adwaita Sans" w:eastAsia="Adwaita Sans" w:cs="Adwaita Sans"/>
+          <w:spacing w:val="0"/>
+          <w:sz w:val="20"/>
+          <w:szCs w:val="20"/>
+        </w:rPr>
+        <w:t xml:space="preserve">Amazon CloudWatch, Incident Management, Production Support, System Monitoring</w:t>
+      </w:r>
+      <w:bookmarkEnd w:id="23"/>
+      <w:r>
+        <w:rPr>
+          <w:rFonts w:ascii="Adwaita Sans" w:hAnsi="Adwaita Sans" w:eastAsia="Adwaita Sans" w:cs="Adwaita Sans"/>
+          <w:spacing w:val="0"/>
+          <w:sz w:val="20"/>
+          <w:szCs w:val="20"/>
+        </w:rPr>
+      </w:r>
+      <w:r>
+        <w:rPr>
+          <w:rFonts w:ascii="Adwaita Sans" w:hAnsi="Adwaita Sans" w:cs="Adwaita Sans"/>
+          <w:spacing w:val="0"/>
+          <w:sz w:val="20"/>
+          <w:szCs w:val="20"/>
+        </w:rPr>
+      </w:r>
+    </w:p>
+    <w:p>
+      <w:pPr>
+        <w:pBdr>
+          <w:top w:val="none" w:color="000000" w:sz="0" w:space="0"/>
+          <w:left w:val="none" w:color="000000" w:sz="0" w:space="0"/>
+          <w:bottom w:val="single" w:color="ffffff" w:sz="6" w:space="0"/>
+          <w:right w:val="none" w:color="000000" w:sz="0" w:space="0"/>
+        </w:pBdr>
+        <w:spacing w:after="0" w:before="0" w:line="220" w:lineRule="atLeast"/>
+        <w:ind w:right="0" w:firstLine="0" w:left="0"/>
+        <w:jc w:val="left"/>
+        <w:rPr>
+          <w:rFonts w:ascii="Adwaita Sans" w:hAnsi="Adwaita Sans" w:cs="Adwaita Sans"/>
+          <w:spacing w:val="0"/>
+          <w:sz w:val="20"/>
+          <w:szCs w:val="20"/>
+        </w:rPr>
+      </w:pPr>
+      <w:r>
+        <w:rPr>
+          <w:rFonts w:ascii="Adwaita Sans" w:hAnsi="Adwaita Sans" w:eastAsia="Adwaita Sans" w:cs="Adwaita Sans"/>
+          <w:spacing w:val="0"/>
+          <w:sz w:val="20"/>
+          <w:szCs w:val="20"/>
+          <w:highlight w:val="none"/>
+        </w:rPr>
+      </w:r>
+      <w:r>
+        <w:rPr>
+          <w:rFonts w:ascii="Adwaita Sans" w:hAnsi="Adwaita Sans" w:eastAsia="Adwaita Sans" w:cs="Adwaita Sans"/>
+          <w:spacing w:val="0"/>
+          <w:sz w:val="20"/>
+          <w:szCs w:val="20"/>
+          <w:highlight w:val="none"/>
+        </w:rPr>
+      </w:r>
+      <w:r>
+        <w:rPr>
+          <w:rFonts w:ascii="Adwaita Sans" w:hAnsi="Adwaita Sans" w:eastAsia="Adwaita Sans" w:cs="Adwaita Sans"/>
+          <w:spacing w:val="0"/>
+          <w:sz w:val="20"/>
+          <w:szCs w:val="20"/>
+          <w:highlight w:val="none"/>
+        </w:rPr>
+      </w:r>
+    </w:p>
+    <w:p>
+      <w:pPr>
+        <w:pBdr>
+          <w:top w:val="none" w:color="000000" w:sz="0" w:space="0"/>
+          <w:left w:val="none" w:color="000000" w:sz="0" w:space="0"/>
+          <w:bottom w:val="single" w:color="ffffff" w:sz="6" w:space="0"/>
+          <w:right w:val="none" w:color="000000" w:sz="0" w:space="0"/>
+        </w:pBdr>
+        <w:spacing w:after="0" w:before="0" w:line="220" w:lineRule="atLeast"/>
+        <w:ind w:right="0" w:firstLine="0" w:left="0"/>
+        <w:jc w:val="left"/>
+        <w:rPr>
+          <w:rFonts w:ascii="Adwaita Sans" w:hAnsi="Adwaita Sans" w:eastAsia="Adwaita Sans" w:cs="Adwaita Sans"/>
+          <w:spacing w:val="0"/>
+          <w:sz w:val="20"/>
+          <w:szCs w:val="20"/>
+          <w:highlight w:val="none"/>
+        </w:rPr>
+      </w:pPr>
+      <w:r>
+        <w:rPr>
+          <w:rFonts w:ascii="Adwaita Sans" w:hAnsi="Adwaita Sans" w:eastAsia="Adwaita Sans" w:cs="Adwaita Sans"/>
+          <w:sz w:val="20"/>
+          <w:szCs w:val="20"/>
+        </w:rPr>
+      </w:r>
+      <w:bookmarkStart w:id="24" w:name="div_198"/>
+      <w:r>
+        <w:rPr>
+          <w:rFonts w:ascii="Adwaita Sans" w:hAnsi="Adwaita Sans" w:eastAsia="Adwaita Sans" w:cs="Adwaita Sans"/>
+          <w:b/>
+          <w:bCs/>
+          <w:spacing w:val="0"/>
+          <w:sz w:val="20"/>
+          <w:szCs w:val="20"/>
+        </w:rPr>
+        <w:t xml:space="preserve">DevOps &amp; Engineering Practices</w:t>
+      </w:r>
+      <w:bookmarkEnd w:id="24"/>
+      <w:r>
+        <w:rPr>
+          <w:rFonts w:ascii="Adwaita Sans" w:hAnsi="Adwaita Sans" w:eastAsia="Adwaita Sans" w:cs="Adwaita Sans"/>
+          <w:spacing w:val="0"/>
+          <w:sz w:val="20"/>
+          <w:szCs w:val="20"/>
+        </w:rPr>
+      </w:r>
+      <w:r>
+        <w:rPr>
+          <w:rFonts w:ascii="Adwaita Sans" w:hAnsi="Adwaita Sans" w:cs="Adwaita Sans"/>
+          <w:spacing w:val="0"/>
+          <w:sz w:val="20"/>
+          <w:szCs w:val="20"/>
+        </w:rPr>
+      </w:r>
+    </w:p>
+    <w:p>
+      <w:pPr>
+        <w:pBdr>
+          <w:top w:val="none" w:color="000000" w:sz="0" w:space="0"/>
+          <w:left w:val="none" w:color="000000" w:sz="0" w:space="0"/>
+          <w:bottom w:val="single" w:color="ffffff" w:sz="6" w:space="0"/>
+          <w:right w:val="none" w:color="000000" w:sz="0" w:space="0"/>
+        </w:pBdr>
+        <w:spacing w:after="0" w:before="0" w:line="220" w:lineRule="atLeast"/>
+        <w:ind w:right="0" w:firstLine="0" w:left="0"/>
+        <w:jc w:val="left"/>
+        <w:rPr>
+          <w:rFonts w:ascii="Adwaita Sans" w:hAnsi="Adwaita Sans" w:cs="Adwaita Sans"/>
+          <w:spacing w:val="0"/>
+          <w:sz w:val="20"/>
+          <w:szCs w:val="20"/>
+          <w:highlight w:val="none"/>
+        </w:rPr>
+      </w:pPr>
+      <w:r>
+        <w:rPr>
+          <w:rFonts w:ascii="Adwaita Sans" w:hAnsi="Adwaita Sans" w:eastAsia="Adwaita Sans" w:cs="Adwaita Sans"/>
+          <w:sz w:val="20"/>
+          <w:szCs w:val="20"/>
+        </w:rPr>
+      </w:r>
+      <w:bookmarkStart w:id="25" w:name="div_199"/>
+      <w:r>
+        <w:rPr>
+          <w:rFonts w:ascii="Adwaita Sans" w:hAnsi="Adwaita Sans" w:eastAsia="Adwaita Sans" w:cs="Adwaita Sans"/>
+          <w:spacing w:val="0"/>
+          <w:sz w:val="20"/>
+          <w:szCs w:val="20"/>
+        </w:rPr>
+        <w:t xml:space="preserve">Platform Engineering, Infrastructure Automation, Cloud Migration, </w:t>
+      </w:r>
+      <w:r>
+        <w:rPr>
+          <w:rFonts w:ascii="Adwaita Sans" w:hAnsi="Adwaita Sans" w:eastAsia="Adwaita Sans" w:cs="Adwaita Sans"/>
+          <w:spacing w:val="0"/>
+          <w:sz w:val="20"/>
+          <w:szCs w:val="20"/>
+          <w:lang w:val="en-AU"/>
+        </w:rPr>
+        <w:t xml:space="preserve">CI/CD</w:t>
+      </w:r>
+      <w:r>
+        <w:rPr>
+          <w:rFonts w:ascii="Adwaita Sans" w:hAnsi="Adwaita Sans" w:eastAsia="Adwaita Sans" w:cs="Adwaita Sans"/>
+          <w:spacing w:val="0"/>
+          <w:sz w:val="20"/>
+          <w:szCs w:val="20"/>
+        </w:rPr>
+        <w:t xml:space="preserve">, Technical Documentation, Secure Development, Stakeholder Engagement</w:t>
+      </w:r>
+      <w:bookmarkEnd w:id="25"/>
+      <w:r>
+        <w:rPr>
+          <w:rFonts w:ascii="Adwaita Sans" w:hAnsi="Adwaita Sans" w:eastAsia="Adwaita Sans" w:cs="Adwaita Sans"/>
+          <w:spacing w:val="0"/>
+          <w:sz w:val="20"/>
+          <w:szCs w:val="20"/>
+          <w:lang w:val="en-AU"/>
+        </w:rPr>
+        <w:t xml:space="preserve">, Logging, Metrics</w:t>
+      </w:r>
+      <w:r>
+        <w:rPr>
+          <w:rFonts w:ascii="Adwaita Sans" w:hAnsi="Adwaita Sans" w:eastAsia="Adwaita Sans" w:cs="Adwaita Sans"/>
+          <w:spacing w:val="0"/>
+          <w:sz w:val="20"/>
+          <w:szCs w:val="20"/>
+        </w:rPr>
+      </w:r>
+      <w:r>
+        <w:rPr>
+          <w:rFonts w:ascii="Adwaita Sans" w:hAnsi="Adwaita Sans" w:cs="Adwaita Sans"/>
+          <w:spacing w:val="0"/>
+          <w:sz w:val="20"/>
+          <w:szCs w:val="20"/>
+          <w:highlight w:val="none"/>
+        </w:rPr>
+      </w:r>
+    </w:p>
+    <w:p>
+      <w:pPr>
+        <w:pBdr>
+          <w:top w:val="none" w:color="000000" w:sz="0" w:space="0"/>
+          <w:left w:val="none" w:color="000000" w:sz="0" w:space="0"/>
+          <w:bottom w:val="single" w:color="ffffff" w:sz="6" w:space="0"/>
+          <w:right w:val="none" w:color="000000" w:sz="0" w:space="0"/>
+        </w:pBdr>
+        <w:spacing w:after="0" w:before="0" w:line="220" w:lineRule="atLeast"/>
+        <w:ind w:right="0" w:firstLine="0" w:left="0"/>
+        <w:jc w:val="left"/>
+        <w:rPr>
+          <w:rFonts w:ascii="Adwaita Sans" w:hAnsi="Adwaita Sans" w:cs="Adwaita Sans"/>
+          <w:b/>
+          <w:bCs/>
+          <w:spacing w:val="0"/>
+          <w:sz w:val="20"/>
+          <w:szCs w:val="20"/>
+        </w:rPr>
+      </w:pPr>
+      <w:r>
+        <w:rPr>
+          <w:rFonts w:ascii="Adwaita Sans" w:hAnsi="Adwaita Sans" w:eastAsia="Adwaita Sans" w:cs="Adwaita Sans"/>
+          <w:b/>
+          <w:bCs/>
+          <w:sz w:val="20"/>
+          <w:szCs w:val="20"/>
+          <w:highlight w:val="none"/>
+          <w:lang w:val="en-AU"/>
+        </w:rPr>
+      </w:r>
+      <w:r>
+        <w:rPr>
+          <w:rFonts w:ascii="Adwaita Sans" w:hAnsi="Adwaita Sans" w:eastAsia="Adwaita Sans" w:cs="Adwaita Sans"/>
+          <w:b/>
+          <w:bCs/>
+          <w:sz w:val="20"/>
+          <w:szCs w:val="20"/>
+          <w:highlight w:val="none"/>
+          <w:lang w:val="en-AU"/>
+        </w:rPr>
+      </w:r>
+      <w:r>
+        <w:rPr>
+          <w:rFonts w:ascii="Adwaita Sans" w:hAnsi="Adwaita Sans" w:eastAsia="Adwaita Sans" w:cs="Adwaita Sans"/>
+          <w:b/>
+          <w:bCs/>
+          <w:sz w:val="20"/>
+          <w:szCs w:val="20"/>
+          <w:highlight w:val="none"/>
+          <w:lang w:val="en-AU"/>
+        </w:rPr>
+      </w:r>
+    </w:p>
+    <w:p>
+      <w:pPr>
+        <w:pBdr>
+          <w:top w:val="none" w:color="000000" w:sz="0" w:space="0"/>
+          <w:left w:val="none" w:color="000000" w:sz="0" w:space="0"/>
+          <w:bottom w:val="single" w:color="ffffff" w:sz="6" w:space="0"/>
+          <w:right w:val="none" w:color="000000" w:sz="0" w:space="0"/>
+        </w:pBdr>
+        <w:spacing w:after="0" w:before="0" w:line="220" w:lineRule="atLeast"/>
+        <w:ind w:right="0" w:firstLine="0" w:left="0"/>
+        <w:jc w:val="left"/>
+        <w:rPr>
+          <w:rFonts w:ascii="Adwaita Sans" w:hAnsi="Adwaita Sans" w:eastAsia="Adwaita Sans" w:cs="Adwaita Sans"/>
+          <w:b/>
+          <w:bCs/>
+          <w:sz w:val="20"/>
+          <w:szCs w:val="20"/>
+          <w:highlight w:val="none"/>
+          <w:lang w:val="en-AU"/>
+        </w:rPr>
+      </w:pPr>
+      <w:r>
+        <w:rPr>
+          <w:rFonts w:ascii="Adwaita Sans" w:hAnsi="Adwaita Sans" w:eastAsia="Adwaita Sans" w:cs="Adwaita Sans"/>
+          <w:b/>
+          <w:bCs/>
+          <w:sz w:val="20"/>
+          <w:szCs w:val="20"/>
+          <w:lang w:val="en-AU"/>
+        </w:rPr>
+        <w:t xml:space="preserve">Soft Skills</w:t>
+      </w:r>
+      <w:r>
+        <w:rPr>
+          <w:rFonts w:ascii="Adwaita Sans" w:hAnsi="Adwaita Sans" w:eastAsia="Adwaita Sans" w:cs="Adwaita Sans"/>
+          <w:b/>
+          <w:bCs/>
+          <w:spacing w:val="0"/>
+          <w:sz w:val="20"/>
+          <w:szCs w:val="20"/>
+        </w:rPr>
+      </w:r>
+      <w:r>
+        <w:rPr>
+          <w:rFonts w:ascii="Adwaita Sans" w:hAnsi="Adwaita Sans" w:cs="Adwaita Sans"/>
+          <w:b/>
+          <w:bCs/>
+          <w:spacing w:val="0"/>
+          <w:sz w:val="20"/>
+          <w:szCs w:val="20"/>
+        </w:rPr>
+      </w:r>
+    </w:p>
+    <w:p>
+      <w:pPr>
+        <w:pBdr>
+          <w:top w:val="none" w:color="000000" w:sz="0" w:space="0"/>
+          <w:left w:val="none" w:color="000000" w:sz="0" w:space="0"/>
+          <w:bottom w:val="single" w:color="ffffff" w:sz="6" w:space="0"/>
+          <w:right w:val="none" w:color="000000" w:sz="0" w:space="0"/>
+        </w:pBdr>
+        <w:spacing w:after="0" w:before="0" w:line="220" w:lineRule="atLeast"/>
+        <w:ind w:right="0" w:firstLine="0" w:left="0"/>
+        <w:jc w:val="left"/>
+        <w:rPr>
+          <w:rFonts w:ascii="Adwaita Sans" w:hAnsi="Adwaita Sans" w:cs="Adwaita Sans"/>
           <w:sz w:val="20"/>
           <w:szCs w:val="20"/>
           <w14:ligatures w14:val="none"/>
@@ -1858,7 +2325,7 @@
           <w:highlight w:val="none"/>
           <w:lang w:val="en-AU"/>
         </w:rPr>
-        <w:t xml:space="preserve">,</w:t>
+        <w:t xml:space="preserve">, </w:t>
       </w:r>
       <w:r>
         <w:rPr>
@@ -1929,15 +2396,14 @@
           <w:rFonts w:ascii="Adwaita Sans" w:hAnsi="Adwaita Sans" w:eastAsia="Adwaita Sans" w:cs="Adwaita Sans"/>
           <w:sz w:val="20"/>
           <w:szCs w:val="20"/>
-          <w:highlight w:val="none"/>
-          <w:lang w:val="en-AU"/>
-        </w:rPr>
-      </w:r>
-      <w:r>
-        <w:rPr>
-          <w:rFonts w:ascii="Adwaita Sans" w:hAnsi="Adwaita Sans" w:eastAsia="Adwaita Sans" w:cs="Adwaita Sans"/>
+        </w:rPr>
+      </w:r>
+      <w:r>
+        <w:rPr>
+          <w:rFonts w:ascii="Adwaita Sans" w:hAnsi="Adwaita Sans" w:cs="Adwaita Sans"/>
           <w:sz w:val="20"/>
           <w:szCs w:val="20"/>
+          <w14:ligatures w14:val="none"/>
         </w:rPr>
       </w:r>
     </w:p>
@@ -1967,40 +2433,40 @@
       </w:r>
       <w:r>
         <w:rPr>
+          <w:rFonts w:ascii="Adwaita Sans" w:hAnsi="Adwaita Sans" w:cs="Adwaita Sans"/>
+          <w:spacing w:val="0"/>
+        </w:rPr>
+      </w:r>
+    </w:p>
+    <w:p>
+      <w:pPr>
+        <w:pBdr/>
+        <w:spacing w:line="240" w:lineRule="atLeast"/>
+        <w:ind w:right="0" w:left="0"/>
+        <w:rPr>
           <w:rFonts w:ascii="Adwaita Sans" w:hAnsi="Adwaita Sans" w:eastAsia="Adwaita Sans" w:cs="Adwaita Sans"/>
           <w:spacing w:val="0"/>
           <w:highlight w:val="none"/>
         </w:rPr>
-      </w:r>
-    </w:p>
-    <w:p>
-      <w:pPr>
-        <w:pBdr/>
-        <w:spacing w:line="240" w:lineRule="atLeast"/>
-        <w:ind w:right="0" w:left="0"/>
+      </w:pPr>
+      <w:r>
+        <w:rPr>
+          <w:rFonts w:ascii="Adwaita Sans" w:hAnsi="Adwaita Sans" w:eastAsia="Adwaita Sans" w:cs="Adwaita Sans"/>
+          <w:spacing w:val="0"/>
+        </w:rPr>
+        <w:t xml:space="preserve"> </w:t>
+      </w:r>
+      <w:r>
+        <w:rPr>
+          <w:rFonts w:ascii="Adwaita Sans" w:hAnsi="Adwaita Sans" w:eastAsia="Adwaita Sans" w:cs="Adwaita Sans"/>
+          <w:spacing w:val="0"/>
+        </w:rPr>
+      </w:r>
+      <w:r>
         <w:rPr>
           <w:rFonts w:ascii="Adwaita Sans" w:hAnsi="Adwaita Sans" w:eastAsia="Adwaita Sans" w:cs="Adwaita Sans"/>
           <w:spacing w:val="0"/>
           <w:highlight w:val="none"/>
-        </w:rPr>
-      </w:pPr>
-      <w:r>
-        <w:rPr>
-          <w:rFonts w:ascii="Adwaita Sans" w:hAnsi="Adwaita Sans" w:eastAsia="Adwaita Sans" w:cs="Adwaita Sans"/>
-          <w:spacing w:val="0"/>
-        </w:rPr>
-        <w:t xml:space="preserve"> </w:t>
-      </w:r>
-      <w:r>
-        <w:rPr>
-          <w:rFonts w:ascii="Adwaita Sans" w:hAnsi="Adwaita Sans" w:eastAsia="Adwaita Sans" w:cs="Adwaita Sans"/>
-          <w:spacing w:val="0"/>
-        </w:rPr>
-      </w:r>
-      <w:r>
-        <w:rPr>
-          <w:rFonts w:ascii="Adwaita Sans" w:hAnsi="Adwaita Sans" w:eastAsia="Adwaita Sans" w:cs="Adwaita Sans"/>
-          <w:spacing w:val="0"/>
         </w:rPr>
       </w:r>
     </w:p>
@@ -2026,32 +2492,30 @@
       <w:r>
         <w:rPr>
           <w:rFonts w:ascii="Adwaita Sans" w:hAnsi="Adwaita Sans" w:eastAsia="Adwaita Sans" w:cs="Adwaita Sans"/>
-        </w:rPr>
-      </w:r>
-      <w:bookmarkStart w:id="26" w:name="599203792232578"/>
+          <w:b/>
+          <w:bCs/>
+        </w:rPr>
+      </w:r>
       <w:r>
         <w:rPr>
           <w:rFonts w:ascii="Adwaita Sans" w:hAnsi="Adwaita Sans" w:eastAsia="Adwaita Sans" w:cs="Adwaita Sans"/>
           <w:b/>
           <w:bCs/>
-          <w:caps/>
-          <w:spacing w:val="0"/>
-        </w:rPr>
-        <w:t xml:space="preserve">education</w:t>
-      </w:r>
-      <w:bookmarkEnd w:id="26"/>
+        </w:rPr>
+        <w:t xml:space="preserve">C</w:t>
+      </w:r>
       <w:r>
         <w:rPr>
           <w:rFonts w:ascii="Adwaita Sans" w:hAnsi="Adwaita Sans" w:eastAsia="Adwaita Sans" w:cs="Adwaita Sans"/>
           <w:b/>
           <w:bCs/>
-          <w:caps/>
-          <w:spacing w:val="0"/>
-        </w:rPr>
-      </w:r>
-      <w:r>
-        <w:rPr>
-          <w:rFonts w:ascii="Adwaita Sans" w:hAnsi="Adwaita Sans" w:eastAsia="Adwaita Sans" w:cs="Adwaita Sans"/>
+          <w:lang w:val="en-AU"/>
+        </w:rPr>
+        <w:t xml:space="preserve">ERTIFICATIONS AND EDUCATION</w:t>
+      </w:r>
+      <w:r>
+        <w:rPr>
+          <w:rFonts w:ascii="Adwaita Sans" w:hAnsi="Adwaita Sans" w:cs="Adwaita Sans"/>
           <w:b/>
           <w:bCs/>
           <w:caps/>
@@ -2095,7 +2559,7 @@
       </w:r>
       <w:r>
         <w:rPr>
-          <w:rFonts w:ascii="Adwaita Sans" w:hAnsi="Adwaita Sans" w:eastAsia="Adwaita Sans" w:cs="Adwaita Sans"/>
+          <w:rFonts w:ascii="Adwaita Sans" w:hAnsi="Adwaita Sans" w:cs="Adwaita Sans"/>
           <w:spacing w:val="0"/>
           <w:sz w:val="22"/>
           <w:szCs w:val="22"/>
@@ -2157,6 +2621,19 @@
         </w:rPr>
         <w:t xml:space="preserve"> </w:t>
       </w:r>
+      <w:r>
+        <w:rPr>
+          <w:rStyle w:val="912"/>
+          <w:rFonts w:ascii="Adwaita Sans" w:hAnsi="Adwaita Sans" w:eastAsia="Adwaita Sans" w:cs="Adwaita Sans"/>
+          <w:b/>
+          <w:bCs/>
+          <w:spacing w:val="0"/>
+          <w:sz w:val="20"/>
+          <w:szCs w:val="20"/>
+          <w:lang w:val="en-AU"/>
+        </w:rPr>
+        <w:t xml:space="preserve">- </w:t>
+      </w:r>
       <w:bookmarkStart w:id="28" w:name="div_169"/>
       <w:r>
         <w:rPr>
@@ -2173,44 +2650,6 @@
       <w:bookmarkEnd w:id="28"/>
       <w:r>
         <w:rPr>
-          <w:rStyle w:val="912"/>
-          <w:rFonts w:ascii="Adwaita Sans" w:hAnsi="Adwaita Sans" w:eastAsia="Adwaita Sans" w:cs="Adwaita Sans"/>
-          <w:b/>
-          <w:bCs/>
-          <w:spacing w:val="0"/>
-          <w:sz w:val="20"/>
-          <w:szCs w:val="20"/>
-        </w:rPr>
-        <w:t xml:space="preserve">,</w:t>
-      </w:r>
-      <w:r>
-        <w:rPr>
-          <w:rStyle w:val="914"/>
-          <w:rFonts w:ascii="Adwaita Sans" w:hAnsi="Adwaita Sans" w:eastAsia="Adwaita Sans" w:cs="Adwaita Sans"/>
-          <w:b w:val="0"/>
-          <w:bCs w:val="0"/>
-          <w:spacing w:val="0"/>
-          <w:sz w:val="20"/>
-          <w:szCs w:val="20"/>
-        </w:rPr>
-        <w:t xml:space="preserve"> </w:t>
-      </w:r>
-      <w:bookmarkStart w:id="29" w:name="div_168"/>
-      <w:r>
-        <w:rPr>
-          <w:rStyle w:val="915"/>
-          <w:rFonts w:ascii="Adwaita Sans" w:hAnsi="Adwaita Sans" w:eastAsia="Adwaita Sans" w:cs="Adwaita Sans"/>
-          <w:b w:val="0"/>
-          <w:bCs w:val="0"/>
-          <w:spacing w:val="0"/>
-          <w:sz w:val="20"/>
-          <w:szCs w:val="20"/>
-        </w:rPr>
-        <w:t xml:space="preserve">Pearson VUE</w:t>
-      </w:r>
-      <w:bookmarkEnd w:id="29"/>
-      <w:r>
-        <w:rPr>
           <w:rStyle w:val="904"/>
           <w:rFonts w:ascii="Adwaita Sans" w:hAnsi="Adwaita Sans" w:eastAsia="Adwaita Sans" w:cs="Adwaita Sans"/>
           <w:b w:val="0"/>
@@ -2242,7 +2681,7 @@
       <w:r>
         <w:rPr>
           <w:rStyle w:val="904"/>
-          <w:rFonts w:ascii="Adwaita Sans" w:hAnsi="Adwaita Sans" w:eastAsia="Adwaita Sans" w:cs="Adwaita Sans"/>
+          <w:rFonts w:ascii="Adwaita Sans" w:hAnsi="Adwaita Sans" w:cs="Adwaita Sans"/>
           <w:spacing w:val="0"/>
           <w:sz w:val="20"/>
           <w:szCs w:val="20"/>
@@ -2286,7 +2725,7 @@
       </w:r>
       <w:r>
         <w:rPr>
-          <w:rFonts w:ascii="Adwaita Sans" w:hAnsi="Adwaita Sans" w:eastAsia="Adwaita Sans" w:cs="Adwaita Sans"/>
+          <w:rFonts w:ascii="Adwaita Sans" w:hAnsi="Adwaita Sans" w:cs="Adwaita Sans"/>
           <w:spacing w:val="0"/>
           <w:sz w:val="20"/>
           <w:szCs w:val="20"/>
@@ -2372,34 +2811,7 @@
           <w:sz w:val="20"/>
           <w:szCs w:val="20"/>
         </w:rPr>
-        <w:t xml:space="preserve">,</w:t>
-      </w:r>
-      <w:r>
-        <w:rPr>
-          <w:rStyle w:val="914"/>
-          <w:rFonts w:ascii="Adwaita Sans" w:hAnsi="Adwaita Sans" w:eastAsia="Adwaita Sans" w:cs="Adwaita Sans"/>
-          <w:b w:val="0"/>
-          <w:bCs w:val="0"/>
-          <w:spacing w:val="0"/>
-          <w:sz w:val="20"/>
-          <w:szCs w:val="20"/>
-        </w:rPr>
-        <w:t xml:space="preserve"> </w:t>
-      </w:r>
-      <w:bookmarkStart w:id="32" w:name="div_136725145740605"/>
-      <w:r>
-        <w:rPr>
-          <w:rStyle w:val="915"/>
-          <w:rFonts w:ascii="Adwaita Sans" w:hAnsi="Adwaita Sans" w:eastAsia="Adwaita Sans" w:cs="Adwaita Sans"/>
-          <w:b w:val="0"/>
-          <w:bCs w:val="0"/>
-          <w:spacing w:val="0"/>
-          <w:sz w:val="20"/>
-          <w:szCs w:val="20"/>
-        </w:rPr>
-        <w:t xml:space="preserve">Pearson VUE</w:t>
-      </w:r>
-      <w:bookmarkEnd w:id="32"/>
+      </w:r>
       <w:r>
         <w:rPr>
           <w:rStyle w:val="904"/>
@@ -2433,7 +2845,7 @@
       <w:r>
         <w:rPr>
           <w:rStyle w:val="904"/>
-          <w:rFonts w:ascii="Adwaita Sans" w:hAnsi="Adwaita Sans" w:eastAsia="Adwaita Sans" w:cs="Adwaita Sans"/>
+          <w:rFonts w:ascii="Adwaita Sans" w:hAnsi="Adwaita Sans" w:cs="Adwaita Sans"/>
           <w:spacing w:val="0"/>
           <w:sz w:val="20"/>
           <w:szCs w:val="20"/>
@@ -2477,7 +2889,7 @@
       </w:r>
       <w:r>
         <w:rPr>
-          <w:rFonts w:ascii="Adwaita Sans" w:hAnsi="Adwaita Sans" w:eastAsia="Adwaita Sans" w:cs="Adwaita Sans"/>
+          <w:rFonts w:ascii="Adwaita Sans" w:hAnsi="Adwaita Sans" w:cs="Adwaita Sans"/>
           <w:spacing w:val="0"/>
           <w:sz w:val="20"/>
           <w:szCs w:val="20"/>
@@ -2513,7 +2925,6 @@
           <w:szCs w:val="20"/>
         </w:rPr>
       </w:r>
-      <w:bookmarkStart w:id="33" w:name="div_957457877576177"/>
       <w:r>
         <w:rPr>
           <w:rStyle w:val="913"/>
@@ -2564,7 +2975,6 @@
         </w:rPr>
         <w:t xml:space="preserve"> </w:t>
       </w:r>
-      <w:r/>
       <w:r>
         <w:rPr>
           <w:rStyle w:val="913"/>
@@ -2577,7 +2987,6 @@
         </w:rPr>
         <w:t xml:space="preserve">Azure Fundamentals</w:t>
       </w:r>
-      <w:r/>
       <w:r>
         <w:rPr>
           <w:rStyle w:val="913"/>
@@ -2602,7 +3011,6 @@
         </w:rPr>
         <w:t xml:space="preserve">Microsoft Learn</w:t>
       </w:r>
-      <w:bookmarkEnd w:id="34"/>
       <w:r>
         <w:rPr>
           <w:rStyle w:val="912"/>
@@ -2613,34 +3021,7 @@
           <w:sz w:val="20"/>
           <w:szCs w:val="20"/>
         </w:rPr>
-        <w:t xml:space="preserve">,</w:t>
-      </w:r>
-      <w:r>
-        <w:rPr>
-          <w:rStyle w:val="914"/>
-          <w:rFonts w:ascii="Adwaita Sans" w:hAnsi="Adwaita Sans" w:eastAsia="Adwaita Sans" w:cs="Adwaita Sans"/>
-          <w:b w:val="0"/>
-          <w:bCs w:val="0"/>
-          <w:spacing w:val="0"/>
-          <w:sz w:val="20"/>
-          <w:szCs w:val="20"/>
-        </w:rPr>
-        <w:t xml:space="preserve"> </w:t>
-      </w:r>
-      <w:bookmarkStart w:id="35" w:name="div_957457877576176"/>
-      <w:r>
-        <w:rPr>
-          <w:rStyle w:val="915"/>
-          <w:rFonts w:ascii="Adwaita Sans" w:hAnsi="Adwaita Sans" w:eastAsia="Adwaita Sans" w:cs="Adwaita Sans"/>
-          <w:b w:val="0"/>
-          <w:bCs w:val="0"/>
-          <w:spacing w:val="0"/>
-          <w:sz w:val="20"/>
-          <w:szCs w:val="20"/>
-        </w:rPr>
-        <w:t xml:space="preserve">Pearson VUE</w:t>
-      </w:r>
-      <w:bookmarkEnd w:id="35"/>
+      </w:r>
       <w:r>
         <w:rPr>
           <w:rStyle w:val="904"/>
@@ -2674,7 +3055,7 @@
       <w:r>
         <w:rPr>
           <w:rStyle w:val="904"/>
-          <w:rFonts w:ascii="Adwaita Sans" w:hAnsi="Adwaita Sans" w:eastAsia="Adwaita Sans" w:cs="Adwaita Sans"/>
+          <w:rFonts w:ascii="Adwaita Sans" w:hAnsi="Adwaita Sans" w:cs="Adwaita Sans"/>
           <w:spacing w:val="0"/>
           <w:sz w:val="22"/>
           <w:szCs w:val="22"/>
@@ -2709,7 +3090,6 @@
           <w:rFonts w:ascii="Adwaita Sans" w:hAnsi="Adwaita Sans" w:eastAsia="Adwaita Sans" w:cs="Adwaita Sans"/>
         </w:rPr>
       </w:r>
-      <w:bookmarkStart w:id="36" w:name="div_959770501094555"/>
       <w:r>
         <w:rPr>
           <w:rStyle w:val="904"/>
@@ -2733,18 +3113,39 @@
       </w:r>
       <w:r>
         <w:rPr>
-          <w:rStyle w:val="904"/>
           <w:rFonts w:ascii="Adwaita Sans" w:hAnsi="Adwaita Sans" w:eastAsia="Adwaita Sans" w:cs="Adwaita Sans"/>
           <w:spacing w:val="0"/>
-          <w:sz w:val="22"/>
-          <w:szCs w:val="22"/>
-        </w:rPr>
-      </w:r>
-      <w:r>
+        </w:rPr>
+      </w:r>
+      <w:r>
+        <w:rPr>
+          <w:rFonts w:ascii="Adwaita Sans" w:hAnsi="Adwaita Sans" w:cs="Adwaita Sans"/>
+          <w:spacing w:val="0"/>
+        </w:rPr>
+      </w:r>
+    </w:p>
+    <w:p>
+      <w:pPr>
+        <w:pBdr/>
+        <w:spacing w:line="240" w:lineRule="atLeast"/>
+        <w:ind w:right="0" w:left="0"/>
         <w:rPr>
           <w:rFonts w:ascii="Adwaita Sans" w:hAnsi="Adwaita Sans" w:eastAsia="Adwaita Sans" w:cs="Adwaita Sans"/>
           <w:spacing w:val="0"/>
         </w:rPr>
+      </w:pPr>
+      <w:r>
+        <w:rPr>
+          <w:rFonts w:ascii="Adwaita Sans" w:hAnsi="Adwaita Sans" w:eastAsia="Adwaita Sans" w:cs="Adwaita Sans"/>
+          <w:spacing w:val="0"/>
+        </w:rPr>
+        <w:t xml:space="preserve"> </w:t>
+      </w:r>
+      <w:r>
+        <w:rPr>
+          <w:rFonts w:ascii="Adwaita Sans" w:hAnsi="Adwaita Sans" w:cs="Adwaita Sans"/>
+          <w:spacing w:val="0"/>
+        </w:rPr>
       </w:r>
     </w:p>
     <w:p>
@@ -2762,305 +3163,7 @@
           <w:rFonts w:ascii="Adwaita Sans" w:hAnsi="Adwaita Sans" w:eastAsia="Adwaita Sans" w:cs="Adwaita Sans"/>
           <w:spacing w:val="0"/>
         </w:rPr>
-        <w:t xml:space="preserve"> </w:t>
-      </w:r>
-      <w:r>
-        <w:rPr>
-          <w:rFonts w:ascii="Adwaita Sans" w:hAnsi="Adwaita Sans" w:eastAsia="Adwaita Sans" w:cs="Adwaita Sans"/>
-          <w:spacing w:val="0"/>
-        </w:rPr>
-      </w:r>
-      <w:r>
-        <w:rPr>
-          <w:rFonts w:ascii="Adwaita Sans" w:hAnsi="Adwaita Sans" w:eastAsia="Adwaita Sans" w:cs="Adwaita Sans"/>
-          <w:spacing w:val="0"/>
-        </w:rPr>
-      </w:r>
-    </w:p>
-    <w:p>
-      <w:pPr>
-        <w:pBdr>
-          <w:top w:val="none" w:color="000000" w:sz="0" w:space="0"/>
-          <w:left w:val="none" w:color="000000" w:sz="0" w:space="0"/>
-          <w:bottom w:val="none" w:color="000000" w:sz="0" w:space="0"/>
-          <w:right w:val="none" w:color="000000" w:sz="0" w:space="0"/>
-        </w:pBdr>
-        <w:spacing w:after="0" w:before="0" w:line="240" w:lineRule="atLeast"/>
-        <w:ind w:right="0" w:left="0"/>
-        <w:jc w:val="left"/>
-        <w:rPr>
-          <w:rFonts w:ascii="Adwaita Sans" w:hAnsi="Adwaita Sans" w:cs="Adwaita Sans"/>
-          <w:highlight w:val="none"/>
-        </w:rPr>
-      </w:pPr>
-      <w:r>
-        <w:rPr>
-          <w:rFonts w:ascii="Adwaita Sans" w:hAnsi="Adwaita Sans" w:eastAsia="Adwaita Sans" w:cs="Adwaita Sans"/>
-          <w:highlight w:val="none"/>
-        </w:rPr>
-      </w:r>
-      <w:r>
-        <w:rPr>
-          <w:rFonts w:ascii="Adwaita Sans" w:hAnsi="Adwaita Sans" w:eastAsia="Adwaita Sans" w:cs="Adwaita Sans"/>
-          <w:highlight w:val="none"/>
-        </w:rPr>
-      </w:r>
-      <w:r>
-        <w:rPr>
-          <w:rFonts w:ascii="Adwaita Sans" w:hAnsi="Adwaita Sans" w:eastAsia="Adwaita Sans" w:cs="Adwaita Sans"/>
-          <w:highlight w:val="none"/>
-        </w:rPr>
-      </w:r>
-    </w:p>
-    <w:p>
-      <w:pPr>
-        <w:pBdr>
-          <w:top w:val="none" w:color="000000" w:sz="0" w:space="0"/>
-          <w:left w:val="none" w:color="000000" w:sz="0" w:space="0"/>
-          <w:bottom w:val="none" w:color="000000" w:sz="0" w:space="0"/>
-          <w:right w:val="none" w:color="000000" w:sz="0" w:space="0"/>
-        </w:pBdr>
-        <w:spacing w:after="0" w:before="0" w:line="240" w:lineRule="atLeast"/>
-        <w:ind w:right="0" w:left="0"/>
-        <w:jc w:val="left"/>
-        <w:rPr>
-          <w:rFonts w:ascii="Adwaita Sans" w:hAnsi="Adwaita Sans" w:cs="Adwaita Sans"/>
-          <w:highlight w:val="none"/>
-        </w:rPr>
-      </w:pPr>
-      <w:r>
-        <w:rPr>
-          <w:rFonts w:ascii="Adwaita Sans" w:hAnsi="Adwaita Sans" w:eastAsia="Adwaita Sans" w:cs="Adwaita Sans"/>
-          <w:highlight w:val="none"/>
-        </w:rPr>
-      </w:r>
-      <w:r>
-        <w:rPr>
-          <w:rFonts w:ascii="Adwaita Sans" w:hAnsi="Adwaita Sans" w:eastAsia="Adwaita Sans" w:cs="Adwaita Sans"/>
-          <w:highlight w:val="none"/>
-        </w:rPr>
-      </w:r>
-      <w:r>
-        <w:rPr>
-          <w:rFonts w:ascii="Adwaita Sans" w:hAnsi="Adwaita Sans" w:eastAsia="Adwaita Sans" w:cs="Adwaita Sans"/>
-          <w:highlight w:val="none"/>
-        </w:rPr>
-      </w:r>
-    </w:p>
-    <w:p>
-      <w:pPr>
-        <w:pBdr>
-          <w:top w:val="none" w:color="000000" w:sz="0" w:space="0"/>
-          <w:left w:val="none" w:color="000000" w:sz="0" w:space="0"/>
-          <w:bottom w:val="none" w:color="000000" w:sz="0" w:space="0"/>
-          <w:right w:val="none" w:color="000000" w:sz="0" w:space="0"/>
-        </w:pBdr>
-        <w:spacing w:after="0" w:before="0" w:line="240" w:lineRule="atLeast"/>
-        <w:ind w:right="0" w:left="0"/>
-        <w:jc w:val="left"/>
-        <w:rPr>
-          <w:rFonts w:ascii="Adwaita Sans" w:hAnsi="Adwaita Sans" w:cs="Adwaita Sans"/>
-          <w:highlight w:val="none"/>
-        </w:rPr>
-      </w:pPr>
-      <w:r>
-        <w:rPr>
-          <w:rFonts w:ascii="Adwaita Sans" w:hAnsi="Adwaita Sans" w:eastAsia="Adwaita Sans" w:cs="Adwaita Sans"/>
-          <w:highlight w:val="none"/>
-        </w:rPr>
-      </w:r>
-      <w:r>
-        <w:rPr>
-          <w:rFonts w:ascii="Adwaita Sans" w:hAnsi="Adwaita Sans" w:eastAsia="Adwaita Sans" w:cs="Adwaita Sans"/>
-          <w:highlight w:val="none"/>
-        </w:rPr>
-      </w:r>
-    </w:p>
-    <w:p>
-      <w:pPr>
-        <w:pBdr>
-          <w:top w:val="none" w:color="000000" w:sz="0" w:space="0"/>
-          <w:left w:val="none" w:color="000000" w:sz="0" w:space="0"/>
-          <w:bottom w:val="none" w:color="000000" w:sz="0" w:space="0"/>
-          <w:right w:val="none" w:color="000000" w:sz="0" w:space="0"/>
-        </w:pBdr>
-        <w:spacing w:after="0" w:before="0" w:line="240" w:lineRule="atLeast"/>
-        <w:ind w:right="0" w:left="0"/>
-        <w:jc w:val="left"/>
-        <w:rPr>
-          <w:rFonts w:ascii="Adwaita Sans" w:hAnsi="Adwaita Sans" w:cs="Adwaita Sans"/>
-          <w:highlight w:val="none"/>
-        </w:rPr>
-      </w:pPr>
-      <w:r>
-        <w:rPr>
-          <w:rFonts w:ascii="Adwaita Sans" w:hAnsi="Adwaita Sans" w:cs="Adwaita Sans"/>
-          <w:highlight w:val="none"/>
-        </w:rPr>
-      </w:r>
-      <w:r>
-        <w:rPr>
-          <w:rFonts w:ascii="Adwaita Sans" w:hAnsi="Adwaita Sans" w:cs="Adwaita Sans"/>
-          <w:highlight w:val="none"/>
-        </w:rPr>
-      </w:r>
-      <w:r>
-        <w:rPr>
-          <w:rFonts w:ascii="Adwaita Sans" w:hAnsi="Adwaita Sans" w:cs="Adwaita Sans"/>
-          <w:highlight w:val="none"/>
-        </w:rPr>
-      </w:r>
-    </w:p>
-    <w:p>
-      <w:pPr>
-        <w:pBdr>
-          <w:top w:val="none" w:color="000000" w:sz="0" w:space="0"/>
-          <w:left w:val="none" w:color="000000" w:sz="0" w:space="0"/>
-          <w:bottom w:val="none" w:color="000000" w:sz="0" w:space="0"/>
-          <w:right w:val="none" w:color="000000" w:sz="0" w:space="0"/>
-        </w:pBdr>
-        <w:spacing w:after="0" w:before="0" w:line="240" w:lineRule="atLeast"/>
-        <w:ind w:right="0" w:left="0"/>
-        <w:jc w:val="left"/>
-        <w:rPr>
-          <w:rFonts w:ascii="Adwaita Sans" w:hAnsi="Adwaita Sans" w:cs="Adwaita Sans"/>
-          <w:highlight w:val="none"/>
-        </w:rPr>
-      </w:pPr>
-      <w:r>
-        <w:rPr>
-          <w:rFonts w:ascii="Adwaita Sans" w:hAnsi="Adwaita Sans" w:cs="Adwaita Sans"/>
-          <w:highlight w:val="none"/>
-        </w:rPr>
-      </w:r>
-      <w:r>
-        <w:rPr>
-          <w:rFonts w:ascii="Adwaita Sans" w:hAnsi="Adwaita Sans" w:cs="Adwaita Sans"/>
-          <w:highlight w:val="none"/>
-        </w:rPr>
-      </w:r>
-      <w:r>
-        <w:rPr>
-          <w:rFonts w:ascii="Adwaita Sans" w:hAnsi="Adwaita Sans" w:cs="Adwaita Sans"/>
-          <w:highlight w:val="none"/>
-        </w:rPr>
-      </w:r>
-    </w:p>
-    <w:p>
-      <w:pPr>
-        <w:pBdr>
-          <w:top w:val="none" w:color="000000" w:sz="0" w:space="0"/>
-          <w:left w:val="none" w:color="000000" w:sz="0" w:space="0"/>
-          <w:bottom w:val="none" w:color="000000" w:sz="0" w:space="0"/>
-          <w:right w:val="none" w:color="000000" w:sz="0" w:space="0"/>
-        </w:pBdr>
-        <w:spacing w:after="0" w:before="0" w:line="240" w:lineRule="atLeast"/>
-        <w:ind w:right="0" w:left="0"/>
-        <w:jc w:val="left"/>
-        <w:rPr>
-          <w:rFonts w:ascii="Adwaita Sans" w:hAnsi="Adwaita Sans" w:cs="Adwaita Sans"/>
-          <w:highlight w:val="none"/>
-        </w:rPr>
-      </w:pPr>
-      <w:r>
-        <w:rPr>
-          <w:rFonts w:ascii="Adwaita Sans" w:hAnsi="Adwaita Sans" w:cs="Adwaita Sans"/>
-          <w:highlight w:val="none"/>
-        </w:rPr>
-      </w:r>
-      <w:r>
-        <w:rPr>
-          <w:rFonts w:ascii="Adwaita Sans" w:hAnsi="Adwaita Sans" w:cs="Adwaita Sans"/>
-          <w:highlight w:val="none"/>
-        </w:rPr>
-      </w:r>
-      <w:r>
-        <w:rPr>
-          <w:rFonts w:ascii="Adwaita Sans" w:hAnsi="Adwaita Sans" w:cs="Adwaita Sans"/>
-          <w:highlight w:val="none"/>
-        </w:rPr>
-      </w:r>
-    </w:p>
-    <w:p>
-      <w:pPr>
-        <w:pBdr>
-          <w:top w:val="none" w:color="000000" w:sz="0" w:space="0"/>
-          <w:left w:val="none" w:color="000000" w:sz="0" w:space="0"/>
-          <w:bottom w:val="none" w:color="000000" w:sz="0" w:space="0"/>
-          <w:right w:val="none" w:color="000000" w:sz="0" w:space="0"/>
-        </w:pBdr>
-        <w:spacing w:after="0" w:before="0" w:line="240" w:lineRule="atLeast"/>
-        <w:ind w:right="0" w:left="0"/>
-        <w:jc w:val="left"/>
-        <w:rPr>
-          <w:rFonts w:ascii="Adwaita Sans" w:hAnsi="Adwaita Sans" w:cs="Adwaita Sans"/>
-          <w:highlight w:val="none"/>
-        </w:rPr>
-      </w:pPr>
-      <w:r>
-        <w:rPr>
-          <w:rFonts w:ascii="Adwaita Sans" w:hAnsi="Adwaita Sans" w:eastAsia="Adwaita Sans" w:cs="Adwaita Sans"/>
-          <w:highlight w:val="none"/>
-        </w:rPr>
-      </w:r>
-      <w:r>
-        <w:rPr>
-          <w:rFonts w:ascii="Adwaita Sans" w:hAnsi="Adwaita Sans" w:eastAsia="Adwaita Sans" w:cs="Adwaita Sans"/>
-          <w:highlight w:val="none"/>
-        </w:rPr>
-      </w:r>
-    </w:p>
-    <w:p>
-      <w:pPr>
-        <w:pBdr>
-          <w:top w:val="none" w:color="000000" w:sz="0" w:space="0"/>
-          <w:left w:val="none" w:color="000000" w:sz="0" w:space="0"/>
-          <w:bottom w:val="none" w:color="000000" w:sz="0" w:space="0"/>
-          <w:right w:val="none" w:color="000000" w:sz="0" w:space="0"/>
-        </w:pBdr>
-        <w:spacing w:after="0" w:before="0" w:line="240" w:lineRule="atLeast"/>
-        <w:ind w:right="0" w:left="0"/>
-        <w:jc w:val="left"/>
-        <w:rPr>
-          <w:rFonts w:ascii="Adwaita Sans" w:hAnsi="Adwaita Sans" w:cs="Adwaita Sans"/>
-          <w:highlight w:val="none"/>
-        </w:rPr>
-      </w:pPr>
-      <w:r>
-        <w:rPr>
-          <w:rFonts w:ascii="Adwaita Sans" w:hAnsi="Adwaita Sans" w:eastAsia="Adwaita Sans" w:cs="Adwaita Sans"/>
-          <w:highlight w:val="none"/>
-        </w:rPr>
-      </w:r>
-      <w:r>
-        <w:rPr>
-          <w:rFonts w:ascii="Adwaita Sans" w:hAnsi="Adwaita Sans" w:eastAsia="Adwaita Sans" w:cs="Adwaita Sans"/>
-          <w:highlight w:val="none"/>
-        </w:rPr>
-      </w:r>
-      <w:r>
-        <w:rPr>
-          <w:rFonts w:ascii="Adwaita Sans" w:hAnsi="Adwaita Sans" w:eastAsia="Adwaita Sans" w:cs="Adwaita Sans"/>
-          <w:highlight w:val="none"/>
-        </w:rPr>
-      </w:r>
-    </w:p>
-    <w:p>
-      <w:pPr>
-        <w:pBdr>
-          <w:top w:val="none" w:color="000000" w:sz="0" w:space="0"/>
-          <w:left w:val="none" w:color="000000" w:sz="0" w:space="0"/>
-          <w:bottom w:val="none" w:color="000000" w:sz="0" w:space="0"/>
-          <w:right w:val="none" w:color="000000" w:sz="0" w:space="0"/>
-        </w:pBdr>
-        <w:spacing w:after="0" w:before="0" w:line="240" w:lineRule="atLeast"/>
-        <w:ind w:right="0" w:left="0"/>
-        <w:jc w:val="left"/>
-        <w:rPr>
-          <w:rFonts w:ascii="Adwaita Sans" w:hAnsi="Adwaita Sans" w:cs="Adwaita Sans"/>
-          <w:highlight w:val="none"/>
-        </w:rPr>
-      </w:pPr>
+      </w:r>
       <w:r>
         <w:rPr>
           <w:rFonts w:ascii="Adwaita Sans" w:hAnsi="Adwaita Sans" w:eastAsia="Adwaita Sans" w:cs="Adwaita Sans"/>
@@ -3080,16 +3183,11 @@
       <w:bookmarkEnd w:id="39"/>
       <w:r>
         <w:rPr>
-          <w:rFonts w:ascii="Adwaita Sans" w:hAnsi="Adwaita Sans" w:eastAsia="Adwaita Sans" w:cs="Adwaita Sans"/>
-          <w:highlight w:val="none"/>
-        </w:rPr>
-      </w:r>
-      <w:r>
-        <w:rPr>
-          <w:rFonts w:ascii="Adwaita Sans" w:hAnsi="Adwaita Sans" w:eastAsia="Adwaita Sans" w:cs="Adwaita Sans"/>
-          <w:highlight w:val="none"/>
-        </w:rPr>
-      </w:r>
+          <w:rFonts w:ascii="Adwaita Sans" w:hAnsi="Adwaita Sans" w:cs="Adwaita Sans"/>
+          <w:spacing w:val="0"/>
+        </w:rPr>
+      </w:r>
+      <w:r/>
     </w:p>
     <w:p>
       <w:pPr>
@@ -3122,7 +3220,7 @@
       </w:r>
       <w:r>
         <w:rPr>
-          <w:rFonts w:ascii="Adwaita Sans" w:hAnsi="Adwaita Sans" w:eastAsia="Adwaita Sans" w:cs="Adwaita Sans"/>
+          <w:rFonts w:ascii="Adwaita Sans" w:hAnsi="Adwaita Sans" w:cs="Adwaita Sans"/>
           <w:spacing w:val="0"/>
           <w:sz w:val="22"/>
           <w:szCs w:val="22"/>
@@ -3248,7 +3346,7 @@
       <w:r>
         <w:rPr>
           <w:rStyle w:val="916"/>
-          <w:rFonts w:ascii="Adwaita Sans" w:hAnsi="Adwaita Sans" w:eastAsia="Adwaita Sans" w:cs="Adwaita Sans"/>
+          <w:rFonts w:ascii="Adwaita Sans" w:hAnsi="Adwaita Sans" w:cs="Adwaita Sans"/>
           <w:b/>
           <w:bCs/>
           <w:spacing w:val="0"/>
@@ -3322,7 +3420,7 @@
       </w:r>
       <w:r>
         <w:rPr>
-          <w:rFonts w:ascii="Adwaita Sans" w:hAnsi="Adwaita Sans" w:eastAsia="Adwaita Sans" w:cs="Adwaita Sans"/>
+          <w:rFonts w:ascii="Adwaita Sans" w:hAnsi="Adwaita Sans" w:cs="Adwaita Sans"/>
           <w:spacing w:val="0"/>
           <w:sz w:val="20"/>
           <w:szCs w:val="20"/>
@@ -3369,13 +3467,14 @@
       <w:r>
         <w:rPr>
           <w:rFonts w:ascii="Adwaita Sans" w:hAnsi="Adwaita Sans" w:eastAsia="Adwaita Sans" w:cs="Adwaita Sans"/>
+          <w:spacing w:val="0"/>
           <w:sz w:val="20"/>
           <w:szCs w:val="20"/>
         </w:rPr>
       </w:r>
       <w:r>
         <w:rPr>
-          <w:rFonts w:ascii="Adwaita Sans" w:hAnsi="Adwaita Sans" w:eastAsia="Adwaita Sans" w:cs="Adwaita Sans"/>
+          <w:rFonts w:ascii="Adwaita Sans" w:hAnsi="Adwaita Sans" w:cs="Adwaita Sans"/>
           <w:spacing w:val="0"/>
           <w:sz w:val="20"/>
           <w:szCs w:val="20"/>
@@ -3422,13 +3521,14 @@
       <w:r>
         <w:rPr>
           <w:rFonts w:ascii="Adwaita Sans" w:hAnsi="Adwaita Sans" w:eastAsia="Adwaita Sans" w:cs="Adwaita Sans"/>
+          <w:spacing w:val="0"/>
           <w:sz w:val="20"/>
           <w:szCs w:val="20"/>
         </w:rPr>
       </w:r>
       <w:r>
         <w:rPr>
-          <w:rFonts w:ascii="Adwaita Sans" w:hAnsi="Adwaita Sans" w:eastAsia="Adwaita Sans" w:cs="Adwaita Sans"/>
+          <w:rFonts w:ascii="Adwaita Sans" w:hAnsi="Adwaita Sans" w:cs="Adwaita Sans"/>
           <w:spacing w:val="0"/>
           <w:sz w:val="20"/>
           <w:szCs w:val="20"/>
@@ -3492,13 +3592,14 @@
       <w:r>
         <w:rPr>
           <w:rFonts w:ascii="Adwaita Sans" w:hAnsi="Adwaita Sans" w:eastAsia="Adwaita Sans" w:cs="Adwaita Sans"/>
+          <w:spacing w:val="0"/>
           <w:sz w:val="20"/>
           <w:szCs w:val="20"/>
         </w:rPr>
       </w:r>
       <w:r>
         <w:rPr>
-          <w:rFonts w:ascii="Adwaita Sans" w:hAnsi="Adwaita Sans" w:eastAsia="Adwaita Sans" w:cs="Adwaita Sans"/>
+          <w:rFonts w:ascii="Adwaita Sans" w:hAnsi="Adwaita Sans" w:cs="Adwaita Sans"/>
           <w:spacing w:val="0"/>
           <w:sz w:val="20"/>
           <w:szCs w:val="20"/>
@@ -3545,13 +3646,14 @@
       <w:r>
         <w:rPr>
           <w:rFonts w:ascii="Adwaita Sans" w:hAnsi="Adwaita Sans" w:eastAsia="Adwaita Sans" w:cs="Adwaita Sans"/>
+          <w:spacing w:val="0"/>
           <w:sz w:val="20"/>
           <w:szCs w:val="20"/>
         </w:rPr>
       </w:r>
       <w:r>
         <w:rPr>
-          <w:rFonts w:ascii="Adwaita Sans" w:hAnsi="Adwaita Sans" w:eastAsia="Adwaita Sans" w:cs="Adwaita Sans"/>
+          <w:rFonts w:ascii="Adwaita Sans" w:hAnsi="Adwaita Sans" w:cs="Adwaita Sans"/>
           <w:spacing w:val="0"/>
           <w:sz w:val="20"/>
           <w:szCs w:val="20"/>
@@ -3598,13 +3700,14 @@
       <w:r>
         <w:rPr>
           <w:rFonts w:ascii="Adwaita Sans" w:hAnsi="Adwaita Sans" w:eastAsia="Adwaita Sans" w:cs="Adwaita Sans"/>
+          <w:spacing w:val="0"/>
           <w:sz w:val="20"/>
           <w:szCs w:val="20"/>
         </w:rPr>
       </w:r>
       <w:r>
         <w:rPr>
-          <w:rFonts w:ascii="Adwaita Sans" w:hAnsi="Adwaita Sans" w:eastAsia="Adwaita Sans" w:cs="Adwaita Sans"/>
+          <w:rFonts w:ascii="Adwaita Sans" w:hAnsi="Adwaita Sans" w:cs="Adwaita Sans"/>
           <w:spacing w:val="0"/>
           <w:sz w:val="20"/>
           <w:szCs w:val="20"/>
@@ -3651,13 +3754,14 @@
       <w:r>
         <w:rPr>
           <w:rFonts w:ascii="Adwaita Sans" w:hAnsi="Adwaita Sans" w:eastAsia="Adwaita Sans" w:cs="Adwaita Sans"/>
+          <w:spacing w:val="0"/>
           <w:sz w:val="20"/>
           <w:szCs w:val="20"/>
         </w:rPr>
       </w:r>
       <w:r>
         <w:rPr>
-          <w:rFonts w:ascii="Adwaita Sans" w:hAnsi="Adwaita Sans" w:eastAsia="Adwaita Sans" w:cs="Adwaita Sans"/>
+          <w:rFonts w:ascii="Adwaita Sans" w:hAnsi="Adwaita Sans" w:cs="Adwaita Sans"/>
           <w:spacing w:val="0"/>
           <w:sz w:val="20"/>
           <w:szCs w:val="20"/>
@@ -3704,13 +3808,14 @@
       <w:r>
         <w:rPr>
           <w:rFonts w:ascii="Adwaita Sans" w:hAnsi="Adwaita Sans" w:eastAsia="Adwaita Sans" w:cs="Adwaita Sans"/>
+          <w:spacing w:val="0"/>
           <w:sz w:val="20"/>
           <w:szCs w:val="20"/>
         </w:rPr>
       </w:r>
       <w:r>
         <w:rPr>
-          <w:rFonts w:ascii="Adwaita Sans" w:hAnsi="Adwaita Sans" w:eastAsia="Adwaita Sans" w:cs="Adwaita Sans"/>
+          <w:rFonts w:ascii="Adwaita Sans" w:hAnsi="Adwaita Sans" w:cs="Adwaita Sans"/>
           <w:spacing w:val="0"/>
           <w:sz w:val="20"/>
           <w:szCs w:val="20"/>
@@ -3757,18 +3862,19 @@
       <w:r>
         <w:rPr>
           <w:rFonts w:ascii="Adwaita Sans" w:hAnsi="Adwaita Sans" w:eastAsia="Adwaita Sans" w:cs="Adwaita Sans"/>
-          <w:sz w:val="20"/>
-          <w:szCs w:val="20"/>
-        </w:rPr>
-      </w:r>
-      <w:r>
-        <w:rPr>
-          <w:rFonts w:ascii="Adwaita Sans" w:hAnsi="Adwaita Sans" w:eastAsia="Adwaita Sans" w:cs="Adwaita Sans"/>
           <w:spacing w:val="0"/>
           <w:sz w:val="20"/>
           <w:szCs w:val="20"/>
         </w:rPr>
       </w:r>
+      <w:r>
+        <w:rPr>
+          <w:rFonts w:ascii="Adwaita Sans" w:hAnsi="Adwaita Sans" w:cs="Adwaita Sans"/>
+          <w:spacing w:val="0"/>
+          <w:sz w:val="20"/>
+          <w:szCs w:val="20"/>
+        </w:rPr>
+      </w:r>
     </w:p>
     <w:p>
       <w:pPr>
@@ -3796,7 +3902,7 @@
       </w:r>
       <w:r>
         <w:rPr>
-          <w:rFonts w:ascii="Adwaita Sans" w:hAnsi="Adwaita Sans" w:eastAsia="Adwaita Sans" w:cs="Adwaita Sans"/>
+          <w:rFonts w:ascii="Adwaita Sans" w:hAnsi="Adwaita Sans" w:cs="Adwaita Sans"/>
           <w:spacing w:val="0"/>
         </w:rPr>
       </w:r>
@@ -3877,17 +3983,6 @@
         <w:t xml:space="preserve">Consultant</w:t>
       </w:r>
       <w:bookmarkEnd w:id="55"/>
-      <w:r>
-        <w:rPr>
-          <w:rStyle w:val="916"/>
-          <w:rFonts w:ascii="Adwaita Sans" w:hAnsi="Adwaita Sans" w:eastAsia="Adwaita Sans" w:cs="Adwaita Sans"/>
-          <w:b/>
-          <w:bCs/>
-          <w:spacing w:val="0"/>
-          <w:sz w:val="22"/>
-          <w:szCs w:val="22"/>
-        </w:rPr>
-      </w:r>
       <w:r>
         <w:rPr>
           <w:rStyle w:val="916"/>
@@ -3927,7 +4022,6 @@
           <w:szCs w:val="22"/>
         </w:rPr>
       </w:r>
-      <w:r/>
       <w:r>
         <w:rPr>
           <w:rStyle w:val="916"/>
@@ -4005,7 +4099,7 @@
       </w:r>
       <w:r>
         <w:rPr>
-          <w:rFonts w:ascii="Adwaita Sans" w:hAnsi="Adwaita Sans" w:eastAsia="Adwaita Sans" w:cs="Adwaita Sans"/>
+          <w:rFonts w:ascii="Adwaita Sans" w:hAnsi="Adwaita Sans" w:cs="Adwaita Sans"/>
           <w:spacing w:val="0"/>
           <w:sz w:val="20"/>
           <w:szCs w:val="20"/>
@@ -4081,7 +4175,7 @@
       </w:r>
       <w:r>
         <w:rPr>
-          <w:rFonts w:ascii="Adwaita Sans" w:hAnsi="Adwaita Sans" w:eastAsia="Adwaita Sans" w:cs="Adwaita Sans"/>
+          <w:rFonts w:ascii="Adwaita Sans" w:hAnsi="Adwaita Sans" w:cs="Adwaita Sans"/>
           <w:spacing w:val="0"/>
           <w:sz w:val="20"/>
           <w:szCs w:val="20"/>
@@ -4128,13 +4222,14 @@
       <w:r>
         <w:rPr>
           <w:rFonts w:ascii="Adwaita Sans" w:hAnsi="Adwaita Sans" w:eastAsia="Adwaita Sans" w:cs="Adwaita Sans"/>
+          <w:spacing w:val="0"/>
           <w:sz w:val="20"/>
           <w:szCs w:val="20"/>
         </w:rPr>
       </w:r>
       <w:r>
         <w:rPr>
-          <w:rFonts w:ascii="Adwaita Sans" w:hAnsi="Adwaita Sans" w:eastAsia="Adwaita Sans" w:cs="Adwaita Sans"/>
+          <w:rFonts w:ascii="Adwaita Sans" w:hAnsi="Adwaita Sans" w:cs="Adwaita Sans"/>
           <w:spacing w:val="0"/>
           <w:sz w:val="20"/>
           <w:szCs w:val="20"/>
@@ -4181,13 +4276,14 @@
       <w:r>
         <w:rPr>
           <w:rFonts w:ascii="Adwaita Sans" w:hAnsi="Adwaita Sans" w:eastAsia="Adwaita Sans" w:cs="Adwaita Sans"/>
+          <w:spacing w:val="0"/>
           <w:sz w:val="20"/>
           <w:szCs w:val="20"/>
         </w:rPr>
       </w:r>
       <w:r>
         <w:rPr>
-          <w:rFonts w:ascii="Adwaita Sans" w:hAnsi="Adwaita Sans" w:eastAsia="Adwaita Sans" w:cs="Adwaita Sans"/>
+          <w:rFonts w:ascii="Adwaita Sans" w:hAnsi="Adwaita Sans" w:cs="Adwaita Sans"/>
           <w:spacing w:val="0"/>
           <w:sz w:val="20"/>
           <w:szCs w:val="20"/>
@@ -4234,13 +4330,14 @@
       <w:r>
         <w:rPr>
           <w:rFonts w:ascii="Adwaita Sans" w:hAnsi="Adwaita Sans" w:eastAsia="Adwaita Sans" w:cs="Adwaita Sans"/>
+          <w:spacing w:val="0"/>
           <w:sz w:val="20"/>
           <w:szCs w:val="20"/>
         </w:rPr>
       </w:r>
       <w:r>
         <w:rPr>
-          <w:rFonts w:ascii="Adwaita Sans" w:hAnsi="Adwaita Sans" w:eastAsia="Adwaita Sans" w:cs="Adwaita Sans"/>
+          <w:rFonts w:ascii="Adwaita Sans" w:hAnsi="Adwaita Sans" w:cs="Adwaita Sans"/>
           <w:spacing w:val="0"/>
           <w:sz w:val="20"/>
           <w:szCs w:val="20"/>
@@ -4287,13 +4384,14 @@
       <w:r>
         <w:rPr>
           <w:rFonts w:ascii="Adwaita Sans" w:hAnsi="Adwaita Sans" w:eastAsia="Adwaita Sans" w:cs="Adwaita Sans"/>
+          <w:spacing w:val="0"/>
           <w:sz w:val="20"/>
           <w:szCs w:val="20"/>
         </w:rPr>
       </w:r>
       <w:r>
         <w:rPr>
-          <w:rFonts w:ascii="Adwaita Sans" w:hAnsi="Adwaita Sans" w:eastAsia="Adwaita Sans" w:cs="Adwaita Sans"/>
+          <w:rFonts w:ascii="Adwaita Sans" w:hAnsi="Adwaita Sans" w:cs="Adwaita Sans"/>
           <w:spacing w:val="0"/>
           <w:sz w:val="20"/>
           <w:szCs w:val="20"/>
@@ -4340,18 +4438,19 @@
       <w:r>
         <w:rPr>
           <w:rFonts w:ascii="Adwaita Sans" w:hAnsi="Adwaita Sans" w:eastAsia="Adwaita Sans" w:cs="Adwaita Sans"/>
-          <w:sz w:val="20"/>
-          <w:szCs w:val="20"/>
-        </w:rPr>
-      </w:r>
-      <w:r>
-        <w:rPr>
-          <w:rFonts w:ascii="Adwaita Sans" w:hAnsi="Adwaita Sans" w:eastAsia="Adwaita Sans" w:cs="Adwaita Sans"/>
           <w:spacing w:val="0"/>
           <w:sz w:val="20"/>
           <w:szCs w:val="20"/>
         </w:rPr>
       </w:r>
+      <w:r>
+        <w:rPr>
+          <w:rFonts w:ascii="Adwaita Sans" w:hAnsi="Adwaita Sans" w:cs="Adwaita Sans"/>
+          <w:spacing w:val="0"/>
+          <w:sz w:val="20"/>
+          <w:szCs w:val="20"/>
+        </w:rPr>
+      </w:r>
     </w:p>
     <w:p>
       <w:pPr>
@@ -4379,7 +4478,7 @@
       </w:r>
       <w:r>
         <w:rPr>
-          <w:rFonts w:ascii="Adwaita Sans" w:hAnsi="Adwaita Sans" w:eastAsia="Adwaita Sans" w:cs="Adwaita Sans"/>
+          <w:rFonts w:ascii="Adwaita Sans" w:hAnsi="Adwaita Sans" w:cs="Adwaita Sans"/>
           <w:spacing w:val="0"/>
         </w:rPr>
       </w:r>
@@ -4470,13 +4569,9 @@
           <w:sz w:val="22"/>
           <w:szCs w:val="22"/>
         </w:rPr>
-      </w:r>
-      <w:r>
-        <w:rPr>
-          <w:rFonts w:ascii="Adwaita Sans" w:hAnsi="Adwaita Sans" w:cs="Adwaita Sans"/>
-          <w:highlight w:val="none"/>
-        </w:rPr>
-      </w:r>
+        <w:tab/>
+      </w:r>
+      <w:bookmarkStart w:id="67" w:name="div_250"/>
       <w:r>
         <w:rPr>
           <w:rStyle w:val="916"/>
@@ -4487,9 +4582,9 @@
           <w:sz w:val="22"/>
           <w:szCs w:val="22"/>
         </w:rPr>
-        <w:tab/>
-      </w:r>
-      <w:bookmarkStart w:id="67" w:name="div_250"/>
+        <w:t xml:space="preserve">July 2014 - May 2023</w:t>
+      </w:r>
+      <w:bookmarkEnd w:id="67"/>
       <w:r>
         <w:rPr>
           <w:rStyle w:val="916"/>
@@ -4500,16 +4595,7 @@
           <w:sz w:val="22"/>
           <w:szCs w:val="22"/>
         </w:rPr>
-        <w:t xml:space="preserve">July 2014 - May 2023</w:t>
-      </w:r>
-      <w:bookmarkEnd w:id="67"/>
-      <w:r>
-        <w:rPr>
-          <w:rFonts w:ascii="Adwaita Sans" w:hAnsi="Adwaita Sans" w:eastAsia="Adwaita Sans" w:cs="Adwaita Sans"/>
-          <w:highlight w:val="none"/>
-        </w:rPr>
-      </w:r>
-      <w:r/>
+      </w:r>
       <w:r>
         <w:rPr>
           <w:rStyle w:val="916"/>
@@ -4587,7 +4673,7 @@
       </w:r>
       <w:r>
         <w:rPr>
-          <w:rFonts w:ascii="Adwaita Sans" w:hAnsi="Adwaita Sans" w:eastAsia="Adwaita Sans" w:cs="Adwaita Sans"/>
+          <w:rFonts w:ascii="Adwaita Sans" w:hAnsi="Adwaita Sans" w:cs="Adwaita Sans"/>
           <w:spacing w:val="0"/>
           <w:sz w:val="20"/>
           <w:szCs w:val="20"/>
@@ -4626,7 +4712,7 @@
       </w:r>
       <w:r>
         <w:rPr>
-          <w:rFonts w:ascii="Adwaita Sans" w:hAnsi="Adwaita Sans" w:eastAsia="Adwaita Sans" w:cs="Adwaita Sans"/>
+          <w:rFonts w:ascii="Adwaita Sans" w:hAnsi="Adwaita Sans" w:cs="Adwaita Sans"/>
           <w:spacing w:val="0"/>
           <w:sz w:val="22"/>
           <w:szCs w:val="22"/>
@@ -4698,44 +4784,6 @@
           <w:bCs/>
           <w:caps/>
           <w:spacing w:val="0"/>
-        </w:rPr>
-      </w:r>
-      <w:r>
-        <w:rPr>
-          <w:rFonts w:ascii="Adwaita Sans" w:hAnsi="Adwaita Sans" w:cs="Adwaita Sans"/>
-          <w:b/>
-          <w:bCs/>
-          <w:caps/>
-          <w:spacing w:val="0"/>
-        </w:rPr>
-      </w:r>
-      <w:r>
-        <w:rPr>
-          <w:rFonts w:ascii="Adwaita Sans" w:hAnsi="Adwaita Sans" w:eastAsia="Adwaita Sans" w:cs="Adwaita Sans"/>
-          <w:b/>
-          <w:bCs/>
-          <w:caps/>
-          <w:spacing w:val="0"/>
-          <w:highlight w:val="none"/>
-        </w:rPr>
-      </w:r>
-      <w:r>
-        <w:rPr>
-          <w:rFonts w:ascii="Adwaita Sans" w:hAnsi="Adwaita Sans" w:eastAsia="Adwaita Sans" w:cs="Adwaita Sans"/>
-          <w:b/>
-          <w:bCs/>
-          <w:caps/>
-          <w:spacing w:val="0"/>
-          <w:highlight w:val="none"/>
-        </w:rPr>
-      </w:r>
-      <w:r>
-        <w:rPr>
-          <w:rFonts w:ascii="Adwaita Sans" w:hAnsi="Adwaita Sans" w:eastAsia="Adwaita Sans" w:cs="Adwaita Sans"/>
-          <w:b/>
-          <w:bCs/>
-          <w:caps/>
-          <w:spacing w:val="0"/>
           <w:highlight w:val="none"/>
         </w:rPr>
       </w:r>
@@ -4781,7 +4829,7 @@
           <w:sz w:val="20"/>
           <w:szCs w:val="20"/>
         </w:rPr>
-        <w:t xml:space="preserve">Technology continues to offer opportunities to learn, build, and improve. I’m motivated by curiosity, enjoy working on reliable systems, and value opportunities to contribute to meaningful technical challenges while continuing to grow across cloud, Linux, a</w:t>
+        <w:t xml:space="preserve">T</w:t>
       </w:r>
       <w:r>
         <w:rPr>
@@ -4789,7 +4837,7 @@
           <w:sz w:val="20"/>
           <w:szCs w:val="20"/>
         </w:rPr>
-        <w:t xml:space="preserve">utomation, and platform engineering.</w:t>
+        <w:t xml:space="preserve">echnology continues to offer opportunities to learn, build, and improve. I’m motivated by curiosity, enjoy working on reliable systems, and value opportunities to contribute to meaningful technical challenges while continuing to grow across cloud, Linux, a</w:t>
       </w:r>
       <w:r>
         <w:rPr>
@@ -4797,10 +4845,19 @@
           <w:sz w:val="20"/>
           <w:szCs w:val="20"/>
         </w:rPr>
+        <w:t xml:space="preserve">utomation, and platform engineering.</w:t>
       </w:r>
       <w:r>
         <w:rPr>
           <w:rFonts w:ascii="Adwaita Sans" w:hAnsi="Adwaita Sans" w:eastAsia="Adwaita Sans" w:cs="Adwaita Sans"/>
+          <w:spacing w:val="0"/>
+          <w:sz w:val="20"/>
+          <w:szCs w:val="20"/>
+        </w:rPr>
+      </w:r>
+      <w:r>
+        <w:rPr>
+          <w:rFonts w:ascii="Adwaita Sans" w:hAnsi="Adwaita Sans" w:cs="Adwaita Sans"/>
           <w:spacing w:val="0"/>
           <w:sz w:val="20"/>
           <w:szCs w:val="20"/>
